--- a/docs/Jet-Ski-Portal-Questions-and-Answers.docx
+++ b/docs/Jet-Ski-Portal-Questions-and-Answers.docx
@@ -12,33 +12,20 @@
     </w:p>
     <w:p>
       <w:r>
-        <w:t>Quote Portal: All Questions and Answers</w:t>
+        <w:t>Quote portal: questions and answer types</w:t>
       </w:r>
     </w:p>
     <w:p>
       <w:r>
-        <w:t>This document lists every question the customer is asked in the Jet Ski quote portal, in the order they appear, together with the answers the customer can give. It covers questions and answers only. Pricing, cover details and confirmation screens are not included.</w:t>
-      </w:r>
-    </w:p>
-    <w:p>
-      <w:r>
-        <w:rPr>
-          <w:i/>
-        </w:rPr>
-        <w:t>Answer column: options are shown separated by a vertical bar ( | ). Where the customer types an answer, the type of entry is shown in brackets.</w:t>
+        <w:t>Indented rows are follow-up questions that only appear after the question above them is answered.</w:t>
       </w:r>
     </w:p>
     <w:p>
       <w:pPr>
-        <w:pStyle w:val="Heading1"/>
+        <w:pStyle w:val="Heading2"/>
       </w:pPr>
       <w:r>
-        <w:t>Introduction: Duty to Take Reasonable Care</w:t>
-      </w:r>
-    </w:p>
-    <w:p>
-      <w:r>
-        <w:t>Before starting, the customer is shown the duty to take reasonable care not to make a misrepresentation. They must tick the box below to continue.</w:t>
+        <w:t>Introduction</w:t>
       </w:r>
     </w:p>
     <w:tbl>
@@ -49,17 +36,16 @@
         <w:tblLook w:firstColumn="1" w:firstRow="1" w:lastColumn="0" w:lastRow="0" w:noHBand="0" w:noVBand="1" w:val="04A0"/>
       </w:tblPr>
       <w:tblGrid>
-        <w:gridCol w:w="680"/>
-        <w:gridCol w:w="5556"/>
-        <w:gridCol w:w="3402"/>
+        <w:gridCol w:w="794"/>
+        <w:gridCol w:w="6350"/>
+        <w:gridCol w:w="2494"/>
       </w:tblGrid>
       <w:tr>
         <w:tc>
           <w:tcPr>
-            <w:tcW w:type="dxa" w:w="680"/>
-          </w:tcPr>
-          <w:p>
-            <w:r/>
+            <w:tcW w:type="dxa" w:w="794"/>
+          </w:tcPr>
+          <w:p>
             <w:r>
               <w:rPr>
                 <w:b/>
@@ -70,10 +56,9 @@
         </w:tc>
         <w:tc>
           <w:tcPr>
-            <w:tcW w:type="dxa" w:w="5556"/>
-          </w:tcPr>
-          <w:p>
-            <w:r/>
+            <w:tcW w:type="dxa" w:w="6350"/>
+          </w:tcPr>
+          <w:p>
             <w:r>
               <w:rPr>
                 <w:b/>
@@ -84,15 +69,14 @@
         </w:tc>
         <w:tc>
           <w:tcPr>
-            <w:tcW w:type="dxa" w:w="3402"/>
-          </w:tcPr>
-          <w:p>
-            <w:r/>
+            <w:tcW w:type="dxa" w:w="2494"/>
+          </w:tcPr>
+          <w:p>
             <w:r>
               <w:rPr>
                 <w:b/>
               </w:rPr>
-              <w:t>Answer</w:t>
+              <w:t>Answer type</w:t>
             </w:r>
           </w:p>
         </w:tc>
@@ -100,7 +84,7 @@
       <w:tr>
         <w:tc>
           <w:tcPr>
-            <w:tcW w:type="dxa" w:w="680"/>
+            <w:tcW w:type="dxa" w:w="794"/>
           </w:tcPr>
           <w:p>
             <w:r>
@@ -110,7 +94,7 @@
         </w:tc>
         <w:tc>
           <w:tcPr>
-            <w:tcW w:type="dxa" w:w="5556"/>
+            <w:tcW w:type="dxa" w:w="6350"/>
           </w:tcPr>
           <w:p>
             <w:r>
@@ -120,11 +104,11 @@
         </w:tc>
         <w:tc>
           <w:tcPr>
-            <w:tcW w:type="dxa" w:w="3402"/>
-          </w:tcPr>
-          <w:p>
-            <w:r>
-              <w:t>Tick box (must be ticked to continue)</w:t>
+            <w:tcW w:type="dxa" w:w="2494"/>
+          </w:tcPr>
+          <w:p>
+            <w:r>
+              <w:t>Tick box</w:t>
             </w:r>
           </w:p>
         </w:tc>
@@ -133,15 +117,10 @@
     <w:p/>
     <w:p>
       <w:pPr>
-        <w:pStyle w:val="Heading1"/>
+        <w:pStyle w:val="Heading2"/>
       </w:pPr>
       <w:r>
         <w:t>Step 1: Target Market Determination</w:t>
-      </w:r>
-    </w:p>
-    <w:p>
-      <w:r>
-        <w:t>Please answer the following to determine whether this application is within our Target Market.</w:t>
       </w:r>
     </w:p>
     <w:tbl>
@@ -152,17 +131,16 @@
         <w:tblLook w:firstColumn="1" w:firstRow="1" w:lastColumn="0" w:lastRow="0" w:noHBand="0" w:noVBand="1" w:val="04A0"/>
       </w:tblPr>
       <w:tblGrid>
-        <w:gridCol w:w="680"/>
-        <w:gridCol w:w="5556"/>
-        <w:gridCol w:w="3402"/>
+        <w:gridCol w:w="794"/>
+        <w:gridCol w:w="6350"/>
+        <w:gridCol w:w="2494"/>
       </w:tblGrid>
       <w:tr>
         <w:tc>
           <w:tcPr>
-            <w:tcW w:type="dxa" w:w="680"/>
-          </w:tcPr>
-          <w:p>
-            <w:r/>
+            <w:tcW w:type="dxa" w:w="794"/>
+          </w:tcPr>
+          <w:p>
             <w:r>
               <w:rPr>
                 <w:b/>
@@ -173,10 +151,9 @@
         </w:tc>
         <w:tc>
           <w:tcPr>
-            <w:tcW w:type="dxa" w:w="5556"/>
-          </w:tcPr>
-          <w:p>
-            <w:r/>
+            <w:tcW w:type="dxa" w:w="6350"/>
+          </w:tcPr>
+          <w:p>
             <w:r>
               <w:rPr>
                 <w:b/>
@@ -187,15 +164,14 @@
         </w:tc>
         <w:tc>
           <w:tcPr>
-            <w:tcW w:type="dxa" w:w="3402"/>
-          </w:tcPr>
-          <w:p>
-            <w:r/>
+            <w:tcW w:type="dxa" w:w="2494"/>
+          </w:tcPr>
+          <w:p>
             <w:r>
               <w:rPr>
                 <w:b/>
               </w:rPr>
-              <w:t>Answer</w:t>
+              <w:t>Answer type</w:t>
             </w:r>
           </w:p>
         </w:tc>
@@ -203,7 +179,7 @@
       <w:tr>
         <w:tc>
           <w:tcPr>
-            <w:tcW w:type="dxa" w:w="680"/>
+            <w:tcW w:type="dxa" w:w="794"/>
           </w:tcPr>
           <w:p>
             <w:r>
@@ -213,7 +189,7 @@
         </w:tc>
         <w:tc>
           <w:tcPr>
-            <w:tcW w:type="dxa" w:w="5556"/>
+            <w:tcW w:type="dxa" w:w="6350"/>
           </w:tcPr>
           <w:p>
             <w:r>
@@ -223,11 +199,11 @@
         </w:tc>
         <w:tc>
           <w:tcPr>
-            <w:tcW w:type="dxa" w:w="3402"/>
-          </w:tcPr>
-          <w:p>
-            <w:r>
-              <w:t>True | False</w:t>
+            <w:tcW w:type="dxa" w:w="2494"/>
+          </w:tcPr>
+          <w:p>
+            <w:r>
+              <w:t>True / False</w:t>
             </w:r>
           </w:p>
         </w:tc>
@@ -235,7 +211,7 @@
       <w:tr>
         <w:tc>
           <w:tcPr>
-            <w:tcW w:type="dxa" w:w="680"/>
+            <w:tcW w:type="dxa" w:w="794"/>
           </w:tcPr>
           <w:p>
             <w:r>
@@ -245,7 +221,7 @@
         </w:tc>
         <w:tc>
           <w:tcPr>
-            <w:tcW w:type="dxa" w:w="5556"/>
+            <w:tcW w:type="dxa" w:w="6350"/>
           </w:tcPr>
           <w:p>
             <w:r>
@@ -255,11 +231,11 @@
         </w:tc>
         <w:tc>
           <w:tcPr>
-            <w:tcW w:type="dxa" w:w="3402"/>
-          </w:tcPr>
-          <w:p>
-            <w:r>
-              <w:t>True | False</w:t>
+            <w:tcW w:type="dxa" w:w="2494"/>
+          </w:tcPr>
+          <w:p>
+            <w:r>
+              <w:t>True / False</w:t>
             </w:r>
           </w:p>
         </w:tc>
@@ -267,7 +243,7 @@
       <w:tr>
         <w:tc>
           <w:tcPr>
-            <w:tcW w:type="dxa" w:w="680"/>
+            <w:tcW w:type="dxa" w:w="794"/>
           </w:tcPr>
           <w:p>
             <w:r>
@@ -277,7 +253,7 @@
         </w:tc>
         <w:tc>
           <w:tcPr>
-            <w:tcW w:type="dxa" w:w="5556"/>
+            <w:tcW w:type="dxa" w:w="6350"/>
           </w:tcPr>
           <w:p>
             <w:r>
@@ -287,11 +263,11 @@
         </w:tc>
         <w:tc>
           <w:tcPr>
-            <w:tcW w:type="dxa" w:w="3402"/>
-          </w:tcPr>
-          <w:p>
-            <w:r>
-              <w:t>True | False</w:t>
+            <w:tcW w:type="dxa" w:w="2494"/>
+          </w:tcPr>
+          <w:p>
+            <w:r>
+              <w:t>True / False</w:t>
             </w:r>
           </w:p>
         </w:tc>
@@ -299,7 +275,7 @@
       <w:tr>
         <w:tc>
           <w:tcPr>
-            <w:tcW w:type="dxa" w:w="680"/>
+            <w:tcW w:type="dxa" w:w="794"/>
           </w:tcPr>
           <w:p>
             <w:r>
@@ -309,7 +285,7 @@
         </w:tc>
         <w:tc>
           <w:tcPr>
-            <w:tcW w:type="dxa" w:w="5556"/>
+            <w:tcW w:type="dxa" w:w="6350"/>
           </w:tcPr>
           <w:p>
             <w:r>
@@ -319,11 +295,11 @@
         </w:tc>
         <w:tc>
           <w:tcPr>
-            <w:tcW w:type="dxa" w:w="3402"/>
-          </w:tcPr>
-          <w:p>
-            <w:r>
-              <w:t>True | False</w:t>
+            <w:tcW w:type="dxa" w:w="2494"/>
+          </w:tcPr>
+          <w:p>
+            <w:r>
+              <w:t>True / False</w:t>
             </w:r>
           </w:p>
         </w:tc>
@@ -331,7 +307,7 @@
       <w:tr>
         <w:tc>
           <w:tcPr>
-            <w:tcW w:type="dxa" w:w="680"/>
+            <w:tcW w:type="dxa" w:w="794"/>
           </w:tcPr>
           <w:p>
             <w:r>
@@ -341,7 +317,7 @@
         </w:tc>
         <w:tc>
           <w:tcPr>
-            <w:tcW w:type="dxa" w:w="5556"/>
+            <w:tcW w:type="dxa" w:w="6350"/>
           </w:tcPr>
           <w:p>
             <w:r>
@@ -351,11 +327,11 @@
         </w:tc>
         <w:tc>
           <w:tcPr>
-            <w:tcW w:type="dxa" w:w="3402"/>
-          </w:tcPr>
-          <w:p>
-            <w:r>
-              <w:t>True | False</w:t>
+            <w:tcW w:type="dxa" w:w="2494"/>
+          </w:tcPr>
+          <w:p>
+            <w:r>
+              <w:t>True / False</w:t>
             </w:r>
           </w:p>
         </w:tc>
@@ -363,7 +339,7 @@
       <w:tr>
         <w:tc>
           <w:tcPr>
-            <w:tcW w:type="dxa" w:w="680"/>
+            <w:tcW w:type="dxa" w:w="794"/>
           </w:tcPr>
           <w:p>
             <w:r>
@@ -373,7 +349,7 @@
         </w:tc>
         <w:tc>
           <w:tcPr>
-            <w:tcW w:type="dxa" w:w="5556"/>
+            <w:tcW w:type="dxa" w:w="6350"/>
           </w:tcPr>
           <w:p>
             <w:r>
@@ -383,11 +359,11 @@
         </w:tc>
         <w:tc>
           <w:tcPr>
-            <w:tcW w:type="dxa" w:w="3402"/>
-          </w:tcPr>
-          <w:p>
-            <w:r>
-              <w:t>True | False</w:t>
+            <w:tcW w:type="dxa" w:w="2494"/>
+          </w:tcPr>
+          <w:p>
+            <w:r>
+              <w:t>True / False</w:t>
             </w:r>
           </w:p>
         </w:tc>
@@ -395,7 +371,7 @@
       <w:tr>
         <w:tc>
           <w:tcPr>
-            <w:tcW w:type="dxa" w:w="680"/>
+            <w:tcW w:type="dxa" w:w="794"/>
           </w:tcPr>
           <w:p>
             <w:r>
@@ -405,7 +381,7 @@
         </w:tc>
         <w:tc>
           <w:tcPr>
-            <w:tcW w:type="dxa" w:w="5556"/>
+            <w:tcW w:type="dxa" w:w="6350"/>
           </w:tcPr>
           <w:p>
             <w:r>
@@ -415,11 +391,11 @@
         </w:tc>
         <w:tc>
           <w:tcPr>
-            <w:tcW w:type="dxa" w:w="3402"/>
-          </w:tcPr>
-          <w:p>
-            <w:r>
-              <w:t>True | False</w:t>
+            <w:tcW w:type="dxa" w:w="2494"/>
+          </w:tcPr>
+          <w:p>
+            <w:r>
+              <w:t>True / False</w:t>
             </w:r>
           </w:p>
         </w:tc>
@@ -427,7 +403,7 @@
       <w:tr>
         <w:tc>
           <w:tcPr>
-            <w:tcW w:type="dxa" w:w="680"/>
+            <w:tcW w:type="dxa" w:w="794"/>
           </w:tcPr>
           <w:p>
             <w:r>
@@ -437,7 +413,7 @@
         </w:tc>
         <w:tc>
           <w:tcPr>
-            <w:tcW w:type="dxa" w:w="5556"/>
+            <w:tcW w:type="dxa" w:w="6350"/>
           </w:tcPr>
           <w:p>
             <w:r>
@@ -447,11 +423,11 @@
         </w:tc>
         <w:tc>
           <w:tcPr>
-            <w:tcW w:type="dxa" w:w="3402"/>
-          </w:tcPr>
-          <w:p>
-            <w:r>
-              <w:t>True | False</w:t>
+            <w:tcW w:type="dxa" w:w="2494"/>
+          </w:tcPr>
+          <w:p>
+            <w:r>
+              <w:t>True / False</w:t>
             </w:r>
           </w:p>
         </w:tc>
@@ -459,7 +435,7 @@
       <w:tr>
         <w:tc>
           <w:tcPr>
-            <w:tcW w:type="dxa" w:w="680"/>
+            <w:tcW w:type="dxa" w:w="794"/>
           </w:tcPr>
           <w:p>
             <w:r>
@@ -469,7 +445,7 @@
         </w:tc>
         <w:tc>
           <w:tcPr>
-            <w:tcW w:type="dxa" w:w="5556"/>
+            <w:tcW w:type="dxa" w:w="6350"/>
           </w:tcPr>
           <w:p>
             <w:r>
@@ -479,11 +455,11 @@
         </w:tc>
         <w:tc>
           <w:tcPr>
-            <w:tcW w:type="dxa" w:w="3402"/>
-          </w:tcPr>
-          <w:p>
-            <w:r>
-              <w:t>True | False</w:t>
+            <w:tcW w:type="dxa" w:w="2494"/>
+          </w:tcPr>
+          <w:p>
+            <w:r>
+              <w:t>True / False</w:t>
             </w:r>
           </w:p>
         </w:tc>
@@ -491,7 +467,7 @@
       <w:tr>
         <w:tc>
           <w:tcPr>
-            <w:tcW w:type="dxa" w:w="680"/>
+            <w:tcW w:type="dxa" w:w="794"/>
           </w:tcPr>
           <w:p>
             <w:r>
@@ -501,7 +477,7 @@
         </w:tc>
         <w:tc>
           <w:tcPr>
-            <w:tcW w:type="dxa" w:w="5556"/>
+            <w:tcW w:type="dxa" w:w="6350"/>
           </w:tcPr>
           <w:p>
             <w:r>
@@ -511,11 +487,11 @@
         </w:tc>
         <w:tc>
           <w:tcPr>
-            <w:tcW w:type="dxa" w:w="3402"/>
-          </w:tcPr>
-          <w:p>
-            <w:r>
-              <w:t>True | False</w:t>
+            <w:tcW w:type="dxa" w:w="2494"/>
+          </w:tcPr>
+          <w:p>
+            <w:r>
+              <w:t>True / False</w:t>
             </w:r>
           </w:p>
         </w:tc>
@@ -523,7 +499,7 @@
       <w:tr>
         <w:tc>
           <w:tcPr>
-            <w:tcW w:type="dxa" w:w="680"/>
+            <w:tcW w:type="dxa" w:w="794"/>
           </w:tcPr>
           <w:p>
             <w:r>
@@ -533,7 +509,7 @@
         </w:tc>
         <w:tc>
           <w:tcPr>
-            <w:tcW w:type="dxa" w:w="5556"/>
+            <w:tcW w:type="dxa" w:w="6350"/>
           </w:tcPr>
           <w:p>
             <w:r>
@@ -543,15 +519,11 @@
         </w:tc>
         <w:tc>
           <w:tcPr>
-            <w:tcW w:type="dxa" w:w="3402"/>
-          </w:tcPr>
-          <w:p>
-            <w:r>
-              <w:t>Up to 40 Knots | 75 kph</w:t>
-              <w:br/>
-              <w:t>40-60 Knots | 75-110 kph</w:t>
-              <w:br/>
-              <w:t>Over 60 Knots | 110 kph</w:t>
+            <w:tcW w:type="dxa" w:w="2494"/>
+          </w:tcPr>
+          <w:p>
+            <w:r>
+              <w:t>Dropdown</w:t>
             </w:r>
           </w:p>
         </w:tc>
@@ -560,23 +532,10 @@
     <w:p/>
     <w:p>
       <w:pPr>
-        <w:pStyle w:val="Heading1"/>
+        <w:pStyle w:val="Heading2"/>
       </w:pPr>
       <w:r>
         <w:t>Step 2: PWC / Jet Ski Details</w:t>
-      </w:r>
-    </w:p>
-    <w:p>
-      <w:r>
-        <w:t>Please provide the details of the PWC / Jet Ski you would like to insure.</w:t>
-      </w:r>
-    </w:p>
-    <w:p>
-      <w:pPr>
-        <w:pStyle w:val="Heading2"/>
-      </w:pPr>
-      <w:r>
-        <w:t>Vessel Details</w:t>
       </w:r>
     </w:p>
     <w:tbl>
@@ -587,17 +546,16 @@
         <w:tblLook w:firstColumn="1" w:firstRow="1" w:lastColumn="0" w:lastRow="0" w:noHBand="0" w:noVBand="1" w:val="04A0"/>
       </w:tblPr>
       <w:tblGrid>
-        <w:gridCol w:w="680"/>
-        <w:gridCol w:w="5556"/>
-        <w:gridCol w:w="3402"/>
+        <w:gridCol w:w="794"/>
+        <w:gridCol w:w="6350"/>
+        <w:gridCol w:w="2494"/>
       </w:tblGrid>
       <w:tr>
         <w:tc>
           <w:tcPr>
-            <w:tcW w:type="dxa" w:w="680"/>
-          </w:tcPr>
-          <w:p>
-            <w:r/>
+            <w:tcW w:type="dxa" w:w="794"/>
+          </w:tcPr>
+          <w:p>
             <w:r>
               <w:rPr>
                 <w:b/>
@@ -608,10 +566,9 @@
         </w:tc>
         <w:tc>
           <w:tcPr>
-            <w:tcW w:type="dxa" w:w="5556"/>
-          </w:tcPr>
-          <w:p>
-            <w:r/>
+            <w:tcW w:type="dxa" w:w="6350"/>
+          </w:tcPr>
+          <w:p>
             <w:r>
               <w:rPr>
                 <w:b/>
@@ -622,15 +579,14 @@
         </w:tc>
         <w:tc>
           <w:tcPr>
-            <w:tcW w:type="dxa" w:w="3402"/>
-          </w:tcPr>
-          <w:p>
-            <w:r/>
+            <w:tcW w:type="dxa" w:w="2494"/>
+          </w:tcPr>
+          <w:p>
             <w:r>
               <w:rPr>
                 <w:b/>
               </w:rPr>
-              <w:t>Answer</w:t>
+              <w:t>Answer type</w:t>
             </w:r>
           </w:p>
         </w:tc>
@@ -638,7 +594,7 @@
       <w:tr>
         <w:tc>
           <w:tcPr>
-            <w:tcW w:type="dxa" w:w="680"/>
+            <w:tcW w:type="dxa" w:w="794"/>
           </w:tcPr>
           <w:p>
             <w:r>
@@ -648,7 +604,7 @@
         </w:tc>
         <w:tc>
           <w:tcPr>
-            <w:tcW w:type="dxa" w:w="5556"/>
+            <w:tcW w:type="dxa" w:w="6350"/>
           </w:tcPr>
           <w:p>
             <w:r>
@@ -658,13 +614,11 @@
         </w:tc>
         <w:tc>
           <w:tcPr>
-            <w:tcW w:type="dxa" w:w="3402"/>
-          </w:tcPr>
-          <w:p>
-            <w:r>
-              <w:t>Honda | Kawasaki | Sea-Doo | Yamaha | Other</w:t>
-              <w:br/>
-              <w:t>If Other: Please Specify (type in)</w:t>
+            <w:tcW w:type="dxa" w:w="2494"/>
+          </w:tcPr>
+          <w:p>
+            <w:r>
+              <w:t>Dropdown</w:t>
             </w:r>
           </w:p>
         </w:tc>
@@ -672,31 +626,34 @@
       <w:tr>
         <w:tc>
           <w:tcPr>
-            <w:tcW w:type="dxa" w:w="680"/>
-          </w:tcPr>
-          <w:p>
-            <w:r>
-              <w:t>2</w:t>
-            </w:r>
-          </w:p>
-        </w:tc>
-        <w:tc>
-          <w:tcPr>
-            <w:tcW w:type="dxa" w:w="5556"/>
-          </w:tcPr>
-          <w:p>
-            <w:r>
-              <w:t>Hull Model</w:t>
-            </w:r>
-          </w:p>
-        </w:tc>
-        <w:tc>
-          <w:tcPr>
-            <w:tcW w:type="dxa" w:w="3402"/>
-          </w:tcPr>
-          <w:p>
-            <w:r>
-              <w:t>(type in)</w:t>
+            <w:tcW w:type="dxa" w:w="794"/>
+          </w:tcPr>
+          <w:p>
+            <w:r>
+              <w:t>1a</w:t>
+            </w:r>
+          </w:p>
+        </w:tc>
+        <w:tc>
+          <w:tcPr>
+            <w:tcW w:type="dxa" w:w="6350"/>
+          </w:tcPr>
+          <w:p>
+            <w:pPr>
+              <w:ind w:left="510"/>
+            </w:pPr>
+            <w:r>
+              <w:t>Please specify (if Other)</w:t>
+            </w:r>
+          </w:p>
+        </w:tc>
+        <w:tc>
+          <w:tcPr>
+            <w:tcW w:type="dxa" w:w="2494"/>
+          </w:tcPr>
+          <w:p>
+            <w:r>
+              <w:t>Free text</w:t>
             </w:r>
           </w:p>
         </w:tc>
@@ -704,31 +661,31 @@
       <w:tr>
         <w:tc>
           <w:tcPr>
-            <w:tcW w:type="dxa" w:w="680"/>
-          </w:tcPr>
-          <w:p>
-            <w:r>
-              <w:t>3</w:t>
-            </w:r>
-          </w:p>
-        </w:tc>
-        <w:tc>
-          <w:tcPr>
-            <w:tcW w:type="dxa" w:w="5556"/>
-          </w:tcPr>
-          <w:p>
-            <w:r>
-              <w:t>Hull Year Built</w:t>
-            </w:r>
-          </w:p>
-        </w:tc>
-        <w:tc>
-          <w:tcPr>
-            <w:tcW w:type="dxa" w:w="3402"/>
-          </w:tcPr>
-          <w:p>
-            <w:r>
-              <w:t>(type in, YYYY)</w:t>
+            <w:tcW w:type="dxa" w:w="794"/>
+          </w:tcPr>
+          <w:p>
+            <w:r>
+              <w:t>2</w:t>
+            </w:r>
+          </w:p>
+        </w:tc>
+        <w:tc>
+          <w:tcPr>
+            <w:tcW w:type="dxa" w:w="6350"/>
+          </w:tcPr>
+          <w:p>
+            <w:r>
+              <w:t>Hull Model</w:t>
+            </w:r>
+          </w:p>
+        </w:tc>
+        <w:tc>
+          <w:tcPr>
+            <w:tcW w:type="dxa" w:w="2494"/>
+          </w:tcPr>
+          <w:p>
+            <w:r>
+              <w:t>Free text</w:t>
             </w:r>
           </w:p>
         </w:tc>
@@ -736,33 +693,31 @@
       <w:tr>
         <w:tc>
           <w:tcPr>
-            <w:tcW w:type="dxa" w:w="680"/>
-          </w:tcPr>
-          <w:p>
-            <w:r>
-              <w:t>4</w:t>
-            </w:r>
-          </w:p>
-        </w:tc>
-        <w:tc>
-          <w:tcPr>
-            <w:tcW w:type="dxa" w:w="5556"/>
-          </w:tcPr>
-          <w:p>
-            <w:r>
-              <w:t>Hull Construction</w:t>
-            </w:r>
-          </w:p>
-        </w:tc>
-        <w:tc>
-          <w:tcPr>
-            <w:tcW w:type="dxa" w:w="3402"/>
-          </w:tcPr>
-          <w:p>
-            <w:r>
-              <w:t>Fibreglass | NanoXcel | Polytec | Other</w:t>
-              <w:br/>
-              <w:t>If Other: Please Specify (type in)</w:t>
+            <w:tcW w:type="dxa" w:w="794"/>
+          </w:tcPr>
+          <w:p>
+            <w:r>
+              <w:t>3</w:t>
+            </w:r>
+          </w:p>
+        </w:tc>
+        <w:tc>
+          <w:tcPr>
+            <w:tcW w:type="dxa" w:w="6350"/>
+          </w:tcPr>
+          <w:p>
+            <w:r>
+              <w:t>Hull Year Built</w:t>
+            </w:r>
+          </w:p>
+        </w:tc>
+        <w:tc>
+          <w:tcPr>
+            <w:tcW w:type="dxa" w:w="2494"/>
+          </w:tcPr>
+          <w:p>
+            <w:r>
+              <w:t>Number</w:t>
             </w:r>
           </w:p>
         </w:tc>
@@ -770,31 +725,31 @@
       <w:tr>
         <w:tc>
           <w:tcPr>
-            <w:tcW w:type="dxa" w:w="680"/>
-          </w:tcPr>
-          <w:p>
-            <w:r>
-              <w:t>5</w:t>
-            </w:r>
-          </w:p>
-        </w:tc>
-        <w:tc>
-          <w:tcPr>
-            <w:tcW w:type="dxa" w:w="5556"/>
-          </w:tcPr>
-          <w:p>
-            <w:r>
-              <w:t>Hull Length</w:t>
-            </w:r>
-          </w:p>
-        </w:tc>
-        <w:tc>
-          <w:tcPr>
-            <w:tcW w:type="dxa" w:w="3402"/>
-          </w:tcPr>
-          <w:p>
-            <w:r>
-              <w:t>(type in) in m | ft</w:t>
+            <w:tcW w:type="dxa" w:w="794"/>
+          </w:tcPr>
+          <w:p>
+            <w:r>
+              <w:t>4</w:t>
+            </w:r>
+          </w:p>
+        </w:tc>
+        <w:tc>
+          <w:tcPr>
+            <w:tcW w:type="dxa" w:w="6350"/>
+          </w:tcPr>
+          <w:p>
+            <w:r>
+              <w:t>Hull Construction</w:t>
+            </w:r>
+          </w:p>
+        </w:tc>
+        <w:tc>
+          <w:tcPr>
+            <w:tcW w:type="dxa" w:w="2494"/>
+          </w:tcPr>
+          <w:p>
+            <w:r>
+              <w:t>Dropdown</w:t>
             </w:r>
           </w:p>
         </w:tc>
@@ -802,33 +757,34 @@
       <w:tr>
         <w:tc>
           <w:tcPr>
-            <w:tcW w:type="dxa" w:w="680"/>
-          </w:tcPr>
-          <w:p>
-            <w:r>
-              <w:t>6</w:t>
-            </w:r>
-          </w:p>
-        </w:tc>
-        <w:tc>
-          <w:tcPr>
-            <w:tcW w:type="dxa" w:w="5556"/>
-          </w:tcPr>
-          <w:p>
-            <w:r>
-              <w:t>Motor Make</w:t>
-            </w:r>
-          </w:p>
-        </w:tc>
-        <w:tc>
-          <w:tcPr>
-            <w:tcW w:type="dxa" w:w="3402"/>
-          </w:tcPr>
-          <w:p>
-            <w:r>
-              <w:t>Honda | Kawasaki | Rotax | Yamaha | Other</w:t>
-              <w:br/>
-              <w:t>If Other: Please Specify (type in)</w:t>
+            <w:tcW w:type="dxa" w:w="794"/>
+          </w:tcPr>
+          <w:p>
+            <w:r>
+              <w:t>4a</w:t>
+            </w:r>
+          </w:p>
+        </w:tc>
+        <w:tc>
+          <w:tcPr>
+            <w:tcW w:type="dxa" w:w="6350"/>
+          </w:tcPr>
+          <w:p>
+            <w:pPr>
+              <w:ind w:left="510"/>
+            </w:pPr>
+            <w:r>
+              <w:t>Please specify (if Other)</w:t>
+            </w:r>
+          </w:p>
+        </w:tc>
+        <w:tc>
+          <w:tcPr>
+            <w:tcW w:type="dxa" w:w="2494"/>
+          </w:tcPr>
+          <w:p>
+            <w:r>
+              <w:t>Free text</w:t>
             </w:r>
           </w:p>
         </w:tc>
@@ -836,33 +792,31 @@
       <w:tr>
         <w:tc>
           <w:tcPr>
-            <w:tcW w:type="dxa" w:w="680"/>
-          </w:tcPr>
-          <w:p>
-            <w:r>
-              <w:t>7</w:t>
-            </w:r>
-          </w:p>
-        </w:tc>
-        <w:tc>
-          <w:tcPr>
-            <w:tcW w:type="dxa" w:w="5556"/>
-          </w:tcPr>
-          <w:p>
-            <w:r>
-              <w:t>Do you have equipment valued at $2,000 or above to insure with the PWC / Jet Ski?</w:t>
-            </w:r>
-          </w:p>
-        </w:tc>
-        <w:tc>
-          <w:tcPr>
-            <w:tcW w:type="dxa" w:w="3402"/>
-          </w:tcPr>
-          <w:p>
-            <w:r>
-              <w:t>No | Yes</w:t>
-              <w:br/>
-              <w:t>If Yes: Item Description (type in) and Value in $ (type in)</w:t>
+            <w:tcW w:type="dxa" w:w="794"/>
+          </w:tcPr>
+          <w:p>
+            <w:r>
+              <w:t>5</w:t>
+            </w:r>
+          </w:p>
+        </w:tc>
+        <w:tc>
+          <w:tcPr>
+            <w:tcW w:type="dxa" w:w="6350"/>
+          </w:tcPr>
+          <w:p>
+            <w:r>
+              <w:t>Hull Length</w:t>
+            </w:r>
+          </w:p>
+        </w:tc>
+        <w:tc>
+          <w:tcPr>
+            <w:tcW w:type="dxa" w:w="2494"/>
+          </w:tcPr>
+          <w:p>
+            <w:r>
+              <w:t>Number and dropdown (m / ft)</w:t>
             </w:r>
           </w:p>
         </w:tc>
@@ -870,31 +824,31 @@
       <w:tr>
         <w:tc>
           <w:tcPr>
-            <w:tcW w:type="dxa" w:w="680"/>
-          </w:tcPr>
-          <w:p>
-            <w:r>
-              <w:t>8</w:t>
-            </w:r>
-          </w:p>
-        </w:tc>
-        <w:tc>
-          <w:tcPr>
-            <w:tcW w:type="dxa" w:w="5556"/>
-          </w:tcPr>
-          <w:p>
-            <w:r>
-              <w:t>Purchase Date</w:t>
-            </w:r>
-          </w:p>
-        </w:tc>
-        <w:tc>
-          <w:tcPr>
-            <w:tcW w:type="dxa" w:w="3402"/>
-          </w:tcPr>
-          <w:p>
-            <w:r>
-              <w:t>(date)</w:t>
+            <w:tcW w:type="dxa" w:w="794"/>
+          </w:tcPr>
+          <w:p>
+            <w:r>
+              <w:t>6</w:t>
+            </w:r>
+          </w:p>
+        </w:tc>
+        <w:tc>
+          <w:tcPr>
+            <w:tcW w:type="dxa" w:w="6350"/>
+          </w:tcPr>
+          <w:p>
+            <w:r>
+              <w:t>Motor Make</w:t>
+            </w:r>
+          </w:p>
+        </w:tc>
+        <w:tc>
+          <w:tcPr>
+            <w:tcW w:type="dxa" w:w="2494"/>
+          </w:tcPr>
+          <w:p>
+            <w:r>
+              <w:t>Dropdown</w:t>
             </w:r>
           </w:p>
         </w:tc>
@@ -902,31 +856,34 @@
       <w:tr>
         <w:tc>
           <w:tcPr>
-            <w:tcW w:type="dxa" w:w="680"/>
-          </w:tcPr>
-          <w:p>
-            <w:r>
-              <w:t>9</w:t>
-            </w:r>
-          </w:p>
-        </w:tc>
-        <w:tc>
-          <w:tcPr>
-            <w:tcW w:type="dxa" w:w="5556"/>
-          </w:tcPr>
-          <w:p>
-            <w:r>
-              <w:t>Purchase Price</w:t>
-            </w:r>
-          </w:p>
-        </w:tc>
-        <w:tc>
-          <w:tcPr>
-            <w:tcW w:type="dxa" w:w="3402"/>
-          </w:tcPr>
-          <w:p>
-            <w:r>
-              <w:t>(type in, $)</w:t>
+            <w:tcW w:type="dxa" w:w="794"/>
+          </w:tcPr>
+          <w:p>
+            <w:r>
+              <w:t>6a</w:t>
+            </w:r>
+          </w:p>
+        </w:tc>
+        <w:tc>
+          <w:tcPr>
+            <w:tcW w:type="dxa" w:w="6350"/>
+          </w:tcPr>
+          <w:p>
+            <w:pPr>
+              <w:ind w:left="510"/>
+            </w:pPr>
+            <w:r>
+              <w:t>Please specify (if Other)</w:t>
+            </w:r>
+          </w:p>
+        </w:tc>
+        <w:tc>
+          <w:tcPr>
+            <w:tcW w:type="dxa" w:w="2494"/>
+          </w:tcPr>
+          <w:p>
+            <w:r>
+              <w:t>Free text</w:t>
             </w:r>
           </w:p>
         </w:tc>
@@ -934,31 +891,31 @@
       <w:tr>
         <w:tc>
           <w:tcPr>
-            <w:tcW w:type="dxa" w:w="680"/>
-          </w:tcPr>
-          <w:p>
-            <w:r>
-              <w:t>10</w:t>
-            </w:r>
-          </w:p>
-        </w:tc>
-        <w:tc>
-          <w:tcPr>
-            <w:tcW w:type="dxa" w:w="5556"/>
-          </w:tcPr>
-          <w:p>
-            <w:r>
-              <w:t>Total Sum Insured</w:t>
-            </w:r>
-          </w:p>
-        </w:tc>
-        <w:tc>
-          <w:tcPr>
-            <w:tcW w:type="dxa" w:w="3402"/>
-          </w:tcPr>
-          <w:p>
-            <w:r>
-              <w:t>(type in, $)</w:t>
+            <w:tcW w:type="dxa" w:w="794"/>
+          </w:tcPr>
+          <w:p>
+            <w:r>
+              <w:t>7</w:t>
+            </w:r>
+          </w:p>
+        </w:tc>
+        <w:tc>
+          <w:tcPr>
+            <w:tcW w:type="dxa" w:w="6350"/>
+          </w:tcPr>
+          <w:p>
+            <w:r>
+              <w:t>Do you have equipment valued at $2,000 or above to insure with the PWC / Jet Ski?</w:t>
+            </w:r>
+          </w:p>
+        </w:tc>
+        <w:tc>
+          <w:tcPr>
+            <w:tcW w:type="dxa" w:w="2494"/>
+          </w:tcPr>
+          <w:p>
+            <w:r>
+              <w:t>Yes / No</w:t>
             </w:r>
           </w:p>
         </w:tc>
@@ -966,33 +923,34 @@
       <w:tr>
         <w:tc>
           <w:tcPr>
-            <w:tcW w:type="dxa" w:w="680"/>
-          </w:tcPr>
-          <w:p>
-            <w:r>
-              <w:t>11</w:t>
-            </w:r>
-          </w:p>
-        </w:tc>
-        <w:tc>
-          <w:tcPr>
-            <w:tcW w:type="dxa" w:w="5556"/>
-          </w:tcPr>
-          <w:p>
-            <w:r>
-              <w:t>Storage Method</w:t>
-            </w:r>
-          </w:p>
-        </w:tc>
-        <w:tc>
-          <w:tcPr>
-            <w:tcW w:type="dxa" w:w="3402"/>
-          </w:tcPr>
-          <w:p>
-            <w:r>
-              <w:t>Garage | Shed | Behind Locked Gates | Carport | Driveway | Roadside / Verge / Nature Strip | Private Jetty - Floating Dock | Private Jetty - In Water | Marina Berth | Other</w:t>
-              <w:br/>
-              <w:t>If Other: Please Specify (type in)</w:t>
+            <w:tcW w:type="dxa" w:w="794"/>
+          </w:tcPr>
+          <w:p>
+            <w:r>
+              <w:t>7a</w:t>
+            </w:r>
+          </w:p>
+        </w:tc>
+        <w:tc>
+          <w:tcPr>
+            <w:tcW w:type="dxa" w:w="6350"/>
+          </w:tcPr>
+          <w:p>
+            <w:pPr>
+              <w:ind w:left="510"/>
+            </w:pPr>
+            <w:r>
+              <w:t>Item Description (if Yes)</w:t>
+            </w:r>
+          </w:p>
+        </w:tc>
+        <w:tc>
+          <w:tcPr>
+            <w:tcW w:type="dxa" w:w="2494"/>
+          </w:tcPr>
+          <w:p>
+            <w:r>
+              <w:t>Free text</w:t>
             </w:r>
           </w:p>
         </w:tc>
@@ -1000,31 +958,34 @@
       <w:tr>
         <w:tc>
           <w:tcPr>
-            <w:tcW w:type="dxa" w:w="680"/>
-          </w:tcPr>
-          <w:p>
-            <w:r>
-              <w:t>12</w:t>
-            </w:r>
-          </w:p>
-        </w:tc>
-        <w:tc>
-          <w:tcPr>
-            <w:tcW w:type="dxa" w:w="5556"/>
-          </w:tcPr>
-          <w:p>
-            <w:r>
-              <w:t>Marina / Club Name (only asked if Storage Method is Marina Berth)</w:t>
-            </w:r>
-          </w:p>
-        </w:tc>
-        <w:tc>
-          <w:tcPr>
-            <w:tcW w:type="dxa" w:w="3402"/>
-          </w:tcPr>
-          <w:p>
-            <w:r>
-              <w:t>(type in)</w:t>
+            <w:tcW w:type="dxa" w:w="794"/>
+          </w:tcPr>
+          <w:p>
+            <w:r>
+              <w:t>7b</w:t>
+            </w:r>
+          </w:p>
+        </w:tc>
+        <w:tc>
+          <w:tcPr>
+            <w:tcW w:type="dxa" w:w="6350"/>
+          </w:tcPr>
+          <w:p>
+            <w:pPr>
+              <w:ind w:left="510"/>
+            </w:pPr>
+            <w:r>
+              <w:t>Value (if Yes)</w:t>
+            </w:r>
+          </w:p>
+        </w:tc>
+        <w:tc>
+          <w:tcPr>
+            <w:tcW w:type="dxa" w:w="2494"/>
+          </w:tcPr>
+          <w:p>
+            <w:r>
+              <w:t>Currency</w:t>
             </w:r>
           </w:p>
         </w:tc>
@@ -1032,7 +993,237 @@
       <w:tr>
         <w:tc>
           <w:tcPr>
-            <w:tcW w:type="dxa" w:w="680"/>
+            <w:tcW w:type="dxa" w:w="794"/>
+          </w:tcPr>
+          <w:p>
+            <w:r>
+              <w:t>8</w:t>
+            </w:r>
+          </w:p>
+        </w:tc>
+        <w:tc>
+          <w:tcPr>
+            <w:tcW w:type="dxa" w:w="6350"/>
+          </w:tcPr>
+          <w:p>
+            <w:r>
+              <w:t>Purchase Date</w:t>
+            </w:r>
+          </w:p>
+        </w:tc>
+        <w:tc>
+          <w:tcPr>
+            <w:tcW w:type="dxa" w:w="2494"/>
+          </w:tcPr>
+          <w:p>
+            <w:r>
+              <w:t>Date</w:t>
+            </w:r>
+          </w:p>
+        </w:tc>
+      </w:tr>
+      <w:tr>
+        <w:tc>
+          <w:tcPr>
+            <w:tcW w:type="dxa" w:w="794"/>
+          </w:tcPr>
+          <w:p>
+            <w:r>
+              <w:t>9</w:t>
+            </w:r>
+          </w:p>
+        </w:tc>
+        <w:tc>
+          <w:tcPr>
+            <w:tcW w:type="dxa" w:w="6350"/>
+          </w:tcPr>
+          <w:p>
+            <w:r>
+              <w:t>Purchase Price</w:t>
+            </w:r>
+          </w:p>
+        </w:tc>
+        <w:tc>
+          <w:tcPr>
+            <w:tcW w:type="dxa" w:w="2494"/>
+          </w:tcPr>
+          <w:p>
+            <w:r>
+              <w:t>Currency</w:t>
+            </w:r>
+          </w:p>
+        </w:tc>
+      </w:tr>
+      <w:tr>
+        <w:tc>
+          <w:tcPr>
+            <w:tcW w:type="dxa" w:w="794"/>
+          </w:tcPr>
+          <w:p>
+            <w:r>
+              <w:t>10</w:t>
+            </w:r>
+          </w:p>
+        </w:tc>
+        <w:tc>
+          <w:tcPr>
+            <w:tcW w:type="dxa" w:w="6350"/>
+          </w:tcPr>
+          <w:p>
+            <w:r>
+              <w:t>Total Sum Insured</w:t>
+            </w:r>
+          </w:p>
+        </w:tc>
+        <w:tc>
+          <w:tcPr>
+            <w:tcW w:type="dxa" w:w="2494"/>
+          </w:tcPr>
+          <w:p>
+            <w:r>
+              <w:t>Currency</w:t>
+            </w:r>
+          </w:p>
+        </w:tc>
+      </w:tr>
+      <w:tr>
+        <w:tc>
+          <w:tcPr>
+            <w:tcW w:type="dxa" w:w="794"/>
+          </w:tcPr>
+          <w:p>
+            <w:r>
+              <w:t>11</w:t>
+            </w:r>
+          </w:p>
+        </w:tc>
+        <w:tc>
+          <w:tcPr>
+            <w:tcW w:type="dxa" w:w="6350"/>
+          </w:tcPr>
+          <w:p>
+            <w:r>
+              <w:t>Storage Method</w:t>
+            </w:r>
+          </w:p>
+        </w:tc>
+        <w:tc>
+          <w:tcPr>
+            <w:tcW w:type="dxa" w:w="2494"/>
+          </w:tcPr>
+          <w:p>
+            <w:r>
+              <w:t>Dropdown</w:t>
+            </w:r>
+          </w:p>
+        </w:tc>
+      </w:tr>
+      <w:tr>
+        <w:tc>
+          <w:tcPr>
+            <w:tcW w:type="dxa" w:w="794"/>
+          </w:tcPr>
+          <w:p>
+            <w:r>
+              <w:t>11a</w:t>
+            </w:r>
+          </w:p>
+        </w:tc>
+        <w:tc>
+          <w:tcPr>
+            <w:tcW w:type="dxa" w:w="6350"/>
+          </w:tcPr>
+          <w:p>
+            <w:pPr>
+              <w:ind w:left="510"/>
+            </w:pPr>
+            <w:r>
+              <w:t>Please specify (if Other)</w:t>
+            </w:r>
+          </w:p>
+        </w:tc>
+        <w:tc>
+          <w:tcPr>
+            <w:tcW w:type="dxa" w:w="2494"/>
+          </w:tcPr>
+          <w:p>
+            <w:r>
+              <w:t>Free text</w:t>
+            </w:r>
+          </w:p>
+        </w:tc>
+      </w:tr>
+      <w:tr>
+        <w:tc>
+          <w:tcPr>
+            <w:tcW w:type="dxa" w:w="794"/>
+          </w:tcPr>
+          <w:p>
+            <w:r>
+              <w:t>11b</w:t>
+            </w:r>
+          </w:p>
+        </w:tc>
+        <w:tc>
+          <w:tcPr>
+            <w:tcW w:type="dxa" w:w="6350"/>
+          </w:tcPr>
+          <w:p>
+            <w:pPr>
+              <w:ind w:left="510"/>
+            </w:pPr>
+            <w:r>
+              <w:t>Marina / Club Name (if Marina Berth)</w:t>
+            </w:r>
+          </w:p>
+        </w:tc>
+        <w:tc>
+          <w:tcPr>
+            <w:tcW w:type="dxa" w:w="2494"/>
+          </w:tcPr>
+          <w:p>
+            <w:r>
+              <w:t>Free text</w:t>
+            </w:r>
+          </w:p>
+        </w:tc>
+      </w:tr>
+      <w:tr>
+        <w:tc>
+          <w:tcPr>
+            <w:tcW w:type="dxa" w:w="794"/>
+          </w:tcPr>
+          <w:p>
+            <w:r>
+              <w:t>12</w:t>
+            </w:r>
+          </w:p>
+        </w:tc>
+        <w:tc>
+          <w:tcPr>
+            <w:tcW w:type="dxa" w:w="6350"/>
+          </w:tcPr>
+          <w:p>
+            <w:r>
+              <w:t>Location Address</w:t>
+            </w:r>
+          </w:p>
+        </w:tc>
+        <w:tc>
+          <w:tcPr>
+            <w:tcW w:type="dxa" w:w="2494"/>
+          </w:tcPr>
+          <w:p>
+            <w:r>
+              <w:t>Address</w:t>
+            </w:r>
+          </w:p>
+        </w:tc>
+      </w:tr>
+      <w:tr>
+        <w:tc>
+          <w:tcPr>
+            <w:tcW w:type="dxa" w:w="794"/>
           </w:tcPr>
           <w:p>
             <w:r>
@@ -1042,21 +1233,193 @@
         </w:tc>
         <w:tc>
           <w:tcPr>
-            <w:tcW w:type="dxa" w:w="5556"/>
-          </w:tcPr>
-          <w:p>
-            <w:r>
-              <w:t>Location Address</w:t>
-            </w:r>
-          </w:p>
-        </w:tc>
-        <w:tc>
-          <w:tcPr>
-            <w:tcW w:type="dxa" w:w="3402"/>
-          </w:tcPr>
-          <w:p>
-            <w:r>
-              <w:t>(type in; address search or manual entry of street, suburb, state and postcode)</w:t>
+            <w:tcW w:type="dxa" w:w="6350"/>
+          </w:tcPr>
+          <w:p>
+            <w:r>
+              <w:t>How many people own this PWC / Jet Ski?</w:t>
+            </w:r>
+          </w:p>
+        </w:tc>
+        <w:tc>
+          <w:tcPr>
+            <w:tcW w:type="dxa" w:w="2494"/>
+          </w:tcPr>
+          <w:p>
+            <w:r>
+              <w:t>Dropdown</w:t>
+            </w:r>
+          </w:p>
+        </w:tc>
+      </w:tr>
+      <w:tr>
+        <w:tc>
+          <w:tcPr>
+            <w:tcW w:type="dxa" w:w="794"/>
+          </w:tcPr>
+          <w:p>
+            <w:r>
+              <w:t>14</w:t>
+            </w:r>
+          </w:p>
+        </w:tc>
+        <w:tc>
+          <w:tcPr>
+            <w:tcW w:type="dxa" w:w="6350"/>
+          </w:tcPr>
+          <w:p>
+            <w:r>
+              <w:t>How many people skipper this PWC / Jet Ski?</w:t>
+            </w:r>
+          </w:p>
+        </w:tc>
+        <w:tc>
+          <w:tcPr>
+            <w:tcW w:type="dxa" w:w="2494"/>
+          </w:tcPr>
+          <w:p>
+            <w:r>
+              <w:t>Dropdown</w:t>
+            </w:r>
+          </w:p>
+        </w:tc>
+      </w:tr>
+      <w:tr>
+        <w:tc>
+          <w:tcPr>
+            <w:tcW w:type="dxa" w:w="794"/>
+          </w:tcPr>
+          <w:p>
+            <w:r>
+              <w:t>14a</w:t>
+            </w:r>
+          </w:p>
+        </w:tc>
+        <w:tc>
+          <w:tcPr>
+            <w:tcW w:type="dxa" w:w="6350"/>
+          </w:tcPr>
+          <w:p>
+            <w:pPr>
+              <w:ind w:left="510"/>
+            </w:pPr>
+            <w:r>
+              <w:t>Skipper name</w:t>
+            </w:r>
+          </w:p>
+        </w:tc>
+        <w:tc>
+          <w:tcPr>
+            <w:tcW w:type="dxa" w:w="2494"/>
+          </w:tcPr>
+          <w:p>
+            <w:r>
+              <w:t>Free text</w:t>
+            </w:r>
+          </w:p>
+        </w:tc>
+      </w:tr>
+      <w:tr>
+        <w:tc>
+          <w:tcPr>
+            <w:tcW w:type="dxa" w:w="794"/>
+          </w:tcPr>
+          <w:p>
+            <w:r>
+              <w:t>14b</w:t>
+            </w:r>
+          </w:p>
+        </w:tc>
+        <w:tc>
+          <w:tcPr>
+            <w:tcW w:type="dxa" w:w="6350"/>
+          </w:tcPr>
+          <w:p>
+            <w:pPr>
+              <w:ind w:left="510"/>
+            </w:pPr>
+            <w:r>
+              <w:t>Date of birth</w:t>
+            </w:r>
+          </w:p>
+        </w:tc>
+        <w:tc>
+          <w:tcPr>
+            <w:tcW w:type="dxa" w:w="2494"/>
+          </w:tcPr>
+          <w:p>
+            <w:r>
+              <w:t>Date</w:t>
+            </w:r>
+          </w:p>
+        </w:tc>
+      </w:tr>
+      <w:tr>
+        <w:tc>
+          <w:tcPr>
+            <w:tcW w:type="dxa" w:w="794"/>
+          </w:tcPr>
+          <w:p>
+            <w:r>
+              <w:t>14c</w:t>
+            </w:r>
+          </w:p>
+        </w:tc>
+        <w:tc>
+          <w:tcPr>
+            <w:tcW w:type="dxa" w:w="6350"/>
+          </w:tcPr>
+          <w:p>
+            <w:pPr>
+              <w:ind w:left="510"/>
+            </w:pPr>
+            <w:r>
+              <w:t>Date boat / PWC licence obtained</w:t>
+            </w:r>
+          </w:p>
+        </w:tc>
+        <w:tc>
+          <w:tcPr>
+            <w:tcW w:type="dxa" w:w="2494"/>
+          </w:tcPr>
+          <w:p>
+            <w:r>
+              <w:t>Date</w:t>
+            </w:r>
+          </w:p>
+        </w:tc>
+      </w:tr>
+      <w:tr>
+        <w:tc>
+          <w:tcPr>
+            <w:tcW w:type="dxa" w:w="794"/>
+          </w:tcPr>
+          <w:p>
+            <w:r>
+              <w:t>14d</w:t>
+            </w:r>
+          </w:p>
+        </w:tc>
+        <w:tc>
+          <w:tcPr>
+            <w:tcW w:type="dxa" w:w="6350"/>
+          </w:tcPr>
+          <w:p>
+            <w:pPr>
+              <w:ind w:left="510"/>
+            </w:pPr>
+            <w:r>
+              <w:t>Years owning a boat / PWC</w:t>
+            </w:r>
+          </w:p>
+        </w:tc>
+        <w:tc>
+          <w:tcPr>
+            <w:tcW w:type="dxa" w:w="2494"/>
+          </w:tcPr>
+          <w:p>
+            <w:r>
+              <w:t>Dropdown</w:t>
             </w:r>
           </w:p>
         </w:tc>
@@ -1068,7 +1431,7 @@
         <w:pStyle w:val="Heading2"/>
       </w:pPr>
       <w:r>
-        <w:t>Owners and Skippers</w:t>
+        <w:t>Step 3: Additional PWC / Jet Ski</w:t>
       </w:r>
     </w:p>
     <w:tbl>
@@ -1079,17 +1442,16 @@
         <w:tblLook w:firstColumn="1" w:firstRow="1" w:lastColumn="0" w:lastRow="0" w:noHBand="0" w:noVBand="1" w:val="04A0"/>
       </w:tblPr>
       <w:tblGrid>
-        <w:gridCol w:w="680"/>
-        <w:gridCol w:w="5556"/>
-        <w:gridCol w:w="3402"/>
+        <w:gridCol w:w="794"/>
+        <w:gridCol w:w="6350"/>
+        <w:gridCol w:w="2494"/>
       </w:tblGrid>
       <w:tr>
         <w:tc>
           <w:tcPr>
-            <w:tcW w:type="dxa" w:w="680"/>
-          </w:tcPr>
-          <w:p>
-            <w:r/>
+            <w:tcW w:type="dxa" w:w="794"/>
+          </w:tcPr>
+          <w:p>
             <w:r>
               <w:rPr>
                 <w:b/>
@@ -1100,10 +1462,9 @@
         </w:tc>
         <w:tc>
           <w:tcPr>
-            <w:tcW w:type="dxa" w:w="5556"/>
-          </w:tcPr>
-          <w:p>
-            <w:r/>
+            <w:tcW w:type="dxa" w:w="6350"/>
+          </w:tcPr>
+          <w:p>
             <w:r>
               <w:rPr>
                 <w:b/>
@@ -1114,15 +1475,14 @@
         </w:tc>
         <w:tc>
           <w:tcPr>
-            <w:tcW w:type="dxa" w:w="3402"/>
-          </w:tcPr>
-          <w:p>
-            <w:r/>
+            <w:tcW w:type="dxa" w:w="2494"/>
+          </w:tcPr>
+          <w:p>
             <w:r>
               <w:rPr>
                 <w:b/>
               </w:rPr>
-              <w:t>Answer</w:t>
+              <w:t>Answer type</w:t>
             </w:r>
           </w:p>
         </w:tc>
@@ -1130,7 +1490,7 @@
       <w:tr>
         <w:tc>
           <w:tcPr>
-            <w:tcW w:type="dxa" w:w="680"/>
+            <w:tcW w:type="dxa" w:w="794"/>
           </w:tcPr>
           <w:p>
             <w:r>
@@ -1140,53 +1500,21 @@
         </w:tc>
         <w:tc>
           <w:tcPr>
-            <w:tcW w:type="dxa" w:w="5556"/>
-          </w:tcPr>
-          <w:p>
-            <w:r>
-              <w:t>How many people own this PWC / Jet Ski?</w:t>
-            </w:r>
-          </w:p>
-        </w:tc>
-        <w:tc>
-          <w:tcPr>
-            <w:tcW w:type="dxa" w:w="3402"/>
-          </w:tcPr>
-          <w:p>
-            <w:r>
-              <w:t>1 | 2 | 3 | 4 | 5+</w:t>
-            </w:r>
-          </w:p>
-        </w:tc>
-      </w:tr>
-      <w:tr>
-        <w:tc>
-          <w:tcPr>
-            <w:tcW w:type="dxa" w:w="680"/>
-          </w:tcPr>
-          <w:p>
-            <w:r>
-              <w:t>2</w:t>
-            </w:r>
-          </w:p>
-        </w:tc>
-        <w:tc>
-          <w:tcPr>
-            <w:tcW w:type="dxa" w:w="5556"/>
-          </w:tcPr>
-          <w:p>
-            <w:r>
-              <w:t>How many people skipper this PWC / Jet Ski?</w:t>
-            </w:r>
-          </w:p>
-        </w:tc>
-        <w:tc>
-          <w:tcPr>
-            <w:tcW w:type="dxa" w:w="3402"/>
-          </w:tcPr>
-          <w:p>
-            <w:r>
-              <w:t>1 | 2 | 3 | 4 | 5+</w:t>
+            <w:tcW w:type="dxa" w:w="6350"/>
+          </w:tcPr>
+          <w:p>
+            <w:r>
+              <w:t>Do you have an additional PWC / Jet Ski to insure?</w:t>
+            </w:r>
+          </w:p>
+        </w:tc>
+        <w:tc>
+          <w:tcPr>
+            <w:tcW w:type="dxa" w:w="2494"/>
+          </w:tcPr>
+          <w:p>
+            <w:r>
+              <w:t>Yes / No</w:t>
             </w:r>
           </w:p>
         </w:tc>
@@ -1194,8 +1522,11 @@
     </w:tbl>
     <w:p/>
     <w:p>
+      <w:pPr>
+        <w:pStyle w:val="Heading2"/>
+      </w:pPr>
       <w:r>
-        <w:t>Skipper Details: one set of answers for each skipper. More skippers can be added.</w:t>
+        <w:t>Step 3 follow-up: asked only if Yes, repeated for each additional PWC / Jet Ski</w:t>
       </w:r>
     </w:p>
     <w:tbl>
@@ -1206,17 +1537,16 @@
         <w:tblLook w:firstColumn="1" w:firstRow="1" w:lastColumn="0" w:lastRow="0" w:noHBand="0" w:noVBand="1" w:val="04A0"/>
       </w:tblPr>
       <w:tblGrid>
-        <w:gridCol w:w="680"/>
-        <w:gridCol w:w="5556"/>
-        <w:gridCol w:w="3402"/>
+        <w:gridCol w:w="794"/>
+        <w:gridCol w:w="6350"/>
+        <w:gridCol w:w="2494"/>
       </w:tblGrid>
       <w:tr>
         <w:tc>
           <w:tcPr>
-            <w:tcW w:type="dxa" w:w="680"/>
-          </w:tcPr>
-          <w:p>
-            <w:r/>
+            <w:tcW w:type="dxa" w:w="794"/>
+          </w:tcPr>
+          <w:p>
             <w:r>
               <w:rPr>
                 <w:b/>
@@ -1227,10 +1557,9 @@
         </w:tc>
         <w:tc>
           <w:tcPr>
-            <w:tcW w:type="dxa" w:w="5556"/>
-          </w:tcPr>
-          <w:p>
-            <w:r/>
+            <w:tcW w:type="dxa" w:w="6350"/>
+          </w:tcPr>
+          <w:p>
             <w:r>
               <w:rPr>
                 <w:b/>
@@ -1241,15 +1570,14 @@
         </w:tc>
         <w:tc>
           <w:tcPr>
-            <w:tcW w:type="dxa" w:w="3402"/>
-          </w:tcPr>
-          <w:p>
-            <w:r/>
+            <w:tcW w:type="dxa" w:w="2494"/>
+          </w:tcPr>
+          <w:p>
             <w:r>
               <w:rPr>
                 <w:b/>
               </w:rPr>
-              <w:t>Answer</w:t>
+              <w:t>Answer type</w:t>
             </w:r>
           </w:p>
         </w:tc>
@@ -1257,7 +1585,7 @@
       <w:tr>
         <w:tc>
           <w:tcPr>
-            <w:tcW w:type="dxa" w:w="680"/>
+            <w:tcW w:type="dxa" w:w="794"/>
           </w:tcPr>
           <w:p>
             <w:r>
@@ -1267,21 +1595,21 @@
         </w:tc>
         <w:tc>
           <w:tcPr>
-            <w:tcW w:type="dxa" w:w="5556"/>
-          </w:tcPr>
-          <w:p>
-            <w:r>
-              <w:t>Skipper name</w:t>
-            </w:r>
-          </w:p>
-        </w:tc>
-        <w:tc>
-          <w:tcPr>
-            <w:tcW w:type="dxa" w:w="3402"/>
-          </w:tcPr>
-          <w:p>
-            <w:r>
-              <w:t>(type in, full name)</w:t>
+            <w:tcW w:type="dxa" w:w="6350"/>
+          </w:tcPr>
+          <w:p>
+            <w:r>
+              <w:t>Hull Make</w:t>
+            </w:r>
+          </w:p>
+        </w:tc>
+        <w:tc>
+          <w:tcPr>
+            <w:tcW w:type="dxa" w:w="2494"/>
+          </w:tcPr>
+          <w:p>
+            <w:r>
+              <w:t>Dropdown</w:t>
             </w:r>
           </w:p>
         </w:tc>
@@ -1289,31 +1617,34 @@
       <w:tr>
         <w:tc>
           <w:tcPr>
-            <w:tcW w:type="dxa" w:w="680"/>
-          </w:tcPr>
-          <w:p>
-            <w:r>
-              <w:t>2</w:t>
-            </w:r>
-          </w:p>
-        </w:tc>
-        <w:tc>
-          <w:tcPr>
-            <w:tcW w:type="dxa" w:w="5556"/>
-          </w:tcPr>
-          <w:p>
-            <w:r>
-              <w:t>Date of birth</w:t>
-            </w:r>
-          </w:p>
-        </w:tc>
-        <w:tc>
-          <w:tcPr>
-            <w:tcW w:type="dxa" w:w="3402"/>
-          </w:tcPr>
-          <w:p>
-            <w:r>
-              <w:t>(date)</w:t>
+            <w:tcW w:type="dxa" w:w="794"/>
+          </w:tcPr>
+          <w:p>
+            <w:r>
+              <w:t>1a</w:t>
+            </w:r>
+          </w:p>
+        </w:tc>
+        <w:tc>
+          <w:tcPr>
+            <w:tcW w:type="dxa" w:w="6350"/>
+          </w:tcPr>
+          <w:p>
+            <w:pPr>
+              <w:ind w:left="510"/>
+            </w:pPr>
+            <w:r>
+              <w:t>Please specify (if Other)</w:t>
+            </w:r>
+          </w:p>
+        </w:tc>
+        <w:tc>
+          <w:tcPr>
+            <w:tcW w:type="dxa" w:w="2494"/>
+          </w:tcPr>
+          <w:p>
+            <w:r>
+              <w:t>Free text</w:t>
             </w:r>
           </w:p>
         </w:tc>
@@ -1321,31 +1652,31 @@
       <w:tr>
         <w:tc>
           <w:tcPr>
-            <w:tcW w:type="dxa" w:w="680"/>
-          </w:tcPr>
-          <w:p>
-            <w:r>
-              <w:t>3</w:t>
-            </w:r>
-          </w:p>
-        </w:tc>
-        <w:tc>
-          <w:tcPr>
-            <w:tcW w:type="dxa" w:w="5556"/>
-          </w:tcPr>
-          <w:p>
-            <w:r>
-              <w:t>Date boat / PWC licence obtained</w:t>
-            </w:r>
-          </w:p>
-        </w:tc>
-        <w:tc>
-          <w:tcPr>
-            <w:tcW w:type="dxa" w:w="3402"/>
-          </w:tcPr>
-          <w:p>
-            <w:r>
-              <w:t>(date)</w:t>
+            <w:tcW w:type="dxa" w:w="794"/>
+          </w:tcPr>
+          <w:p>
+            <w:r>
+              <w:t>2</w:t>
+            </w:r>
+          </w:p>
+        </w:tc>
+        <w:tc>
+          <w:tcPr>
+            <w:tcW w:type="dxa" w:w="6350"/>
+          </w:tcPr>
+          <w:p>
+            <w:r>
+              <w:t>Hull Model</w:t>
+            </w:r>
+          </w:p>
+        </w:tc>
+        <w:tc>
+          <w:tcPr>
+            <w:tcW w:type="dxa" w:w="2494"/>
+          </w:tcPr>
+          <w:p>
+            <w:r>
+              <w:t>Free text</w:t>
             </w:r>
           </w:p>
         </w:tc>
@@ -1353,7 +1684,39 @@
       <w:tr>
         <w:tc>
           <w:tcPr>
-            <w:tcW w:type="dxa" w:w="680"/>
+            <w:tcW w:type="dxa" w:w="794"/>
+          </w:tcPr>
+          <w:p>
+            <w:r>
+              <w:t>3</w:t>
+            </w:r>
+          </w:p>
+        </w:tc>
+        <w:tc>
+          <w:tcPr>
+            <w:tcW w:type="dxa" w:w="6350"/>
+          </w:tcPr>
+          <w:p>
+            <w:r>
+              <w:t>Hull Year Built</w:t>
+            </w:r>
+          </w:p>
+        </w:tc>
+        <w:tc>
+          <w:tcPr>
+            <w:tcW w:type="dxa" w:w="2494"/>
+          </w:tcPr>
+          <w:p>
+            <w:r>
+              <w:t>Number</w:t>
+            </w:r>
+          </w:p>
+        </w:tc>
+      </w:tr>
+      <w:tr>
+        <w:tc>
+          <w:tcPr>
+            <w:tcW w:type="dxa" w:w="794"/>
           </w:tcPr>
           <w:p>
             <w:r>
@@ -1363,9 +1726,714 @@
         </w:tc>
         <w:tc>
           <w:tcPr>
-            <w:tcW w:type="dxa" w:w="5556"/>
-          </w:tcPr>
-          <w:p>
+            <w:tcW w:type="dxa" w:w="6350"/>
+          </w:tcPr>
+          <w:p>
+            <w:r>
+              <w:t>Hull Construction</w:t>
+            </w:r>
+          </w:p>
+        </w:tc>
+        <w:tc>
+          <w:tcPr>
+            <w:tcW w:type="dxa" w:w="2494"/>
+          </w:tcPr>
+          <w:p>
+            <w:r>
+              <w:t>Dropdown</w:t>
+            </w:r>
+          </w:p>
+        </w:tc>
+      </w:tr>
+      <w:tr>
+        <w:tc>
+          <w:tcPr>
+            <w:tcW w:type="dxa" w:w="794"/>
+          </w:tcPr>
+          <w:p>
+            <w:r>
+              <w:t>4a</w:t>
+            </w:r>
+          </w:p>
+        </w:tc>
+        <w:tc>
+          <w:tcPr>
+            <w:tcW w:type="dxa" w:w="6350"/>
+          </w:tcPr>
+          <w:p>
+            <w:pPr>
+              <w:ind w:left="510"/>
+            </w:pPr>
+            <w:r>
+              <w:t>Please specify (if Other)</w:t>
+            </w:r>
+          </w:p>
+        </w:tc>
+        <w:tc>
+          <w:tcPr>
+            <w:tcW w:type="dxa" w:w="2494"/>
+          </w:tcPr>
+          <w:p>
+            <w:r>
+              <w:t>Free text</w:t>
+            </w:r>
+          </w:p>
+        </w:tc>
+      </w:tr>
+      <w:tr>
+        <w:tc>
+          <w:tcPr>
+            <w:tcW w:type="dxa" w:w="794"/>
+          </w:tcPr>
+          <w:p>
+            <w:r>
+              <w:t>5</w:t>
+            </w:r>
+          </w:p>
+        </w:tc>
+        <w:tc>
+          <w:tcPr>
+            <w:tcW w:type="dxa" w:w="6350"/>
+          </w:tcPr>
+          <w:p>
+            <w:r>
+              <w:t>Hull Length</w:t>
+            </w:r>
+          </w:p>
+        </w:tc>
+        <w:tc>
+          <w:tcPr>
+            <w:tcW w:type="dxa" w:w="2494"/>
+          </w:tcPr>
+          <w:p>
+            <w:r>
+              <w:t>Number and dropdown (m / ft)</w:t>
+            </w:r>
+          </w:p>
+        </w:tc>
+      </w:tr>
+      <w:tr>
+        <w:tc>
+          <w:tcPr>
+            <w:tcW w:type="dxa" w:w="794"/>
+          </w:tcPr>
+          <w:p>
+            <w:r>
+              <w:t>6</w:t>
+            </w:r>
+          </w:p>
+        </w:tc>
+        <w:tc>
+          <w:tcPr>
+            <w:tcW w:type="dxa" w:w="6350"/>
+          </w:tcPr>
+          <w:p>
+            <w:r>
+              <w:t>Motor Make</w:t>
+            </w:r>
+          </w:p>
+        </w:tc>
+        <w:tc>
+          <w:tcPr>
+            <w:tcW w:type="dxa" w:w="2494"/>
+          </w:tcPr>
+          <w:p>
+            <w:r>
+              <w:t>Dropdown</w:t>
+            </w:r>
+          </w:p>
+        </w:tc>
+      </w:tr>
+      <w:tr>
+        <w:tc>
+          <w:tcPr>
+            <w:tcW w:type="dxa" w:w="794"/>
+          </w:tcPr>
+          <w:p>
+            <w:r>
+              <w:t>6a</w:t>
+            </w:r>
+          </w:p>
+        </w:tc>
+        <w:tc>
+          <w:tcPr>
+            <w:tcW w:type="dxa" w:w="6350"/>
+          </w:tcPr>
+          <w:p>
+            <w:pPr>
+              <w:ind w:left="510"/>
+            </w:pPr>
+            <w:r>
+              <w:t>Please specify (if Other)</w:t>
+            </w:r>
+          </w:p>
+        </w:tc>
+        <w:tc>
+          <w:tcPr>
+            <w:tcW w:type="dxa" w:w="2494"/>
+          </w:tcPr>
+          <w:p>
+            <w:r>
+              <w:t>Free text</w:t>
+            </w:r>
+          </w:p>
+        </w:tc>
+      </w:tr>
+      <w:tr>
+        <w:tc>
+          <w:tcPr>
+            <w:tcW w:type="dxa" w:w="794"/>
+          </w:tcPr>
+          <w:p>
+            <w:r>
+              <w:t>7</w:t>
+            </w:r>
+          </w:p>
+        </w:tc>
+        <w:tc>
+          <w:tcPr>
+            <w:tcW w:type="dxa" w:w="6350"/>
+          </w:tcPr>
+          <w:p>
+            <w:r>
+              <w:t>Do you have equipment valued at $2,000 or above to insure with the PWC / Jet Ski?</w:t>
+            </w:r>
+          </w:p>
+        </w:tc>
+        <w:tc>
+          <w:tcPr>
+            <w:tcW w:type="dxa" w:w="2494"/>
+          </w:tcPr>
+          <w:p>
+            <w:r>
+              <w:t>Yes / No</w:t>
+            </w:r>
+          </w:p>
+        </w:tc>
+      </w:tr>
+      <w:tr>
+        <w:tc>
+          <w:tcPr>
+            <w:tcW w:type="dxa" w:w="794"/>
+          </w:tcPr>
+          <w:p>
+            <w:r>
+              <w:t>7a</w:t>
+            </w:r>
+          </w:p>
+        </w:tc>
+        <w:tc>
+          <w:tcPr>
+            <w:tcW w:type="dxa" w:w="6350"/>
+          </w:tcPr>
+          <w:p>
+            <w:pPr>
+              <w:ind w:left="510"/>
+            </w:pPr>
+            <w:r>
+              <w:t>Item Description (if Yes)</w:t>
+            </w:r>
+          </w:p>
+        </w:tc>
+        <w:tc>
+          <w:tcPr>
+            <w:tcW w:type="dxa" w:w="2494"/>
+          </w:tcPr>
+          <w:p>
+            <w:r>
+              <w:t>Free text</w:t>
+            </w:r>
+          </w:p>
+        </w:tc>
+      </w:tr>
+      <w:tr>
+        <w:tc>
+          <w:tcPr>
+            <w:tcW w:type="dxa" w:w="794"/>
+          </w:tcPr>
+          <w:p>
+            <w:r>
+              <w:t>7b</w:t>
+            </w:r>
+          </w:p>
+        </w:tc>
+        <w:tc>
+          <w:tcPr>
+            <w:tcW w:type="dxa" w:w="6350"/>
+          </w:tcPr>
+          <w:p>
+            <w:pPr>
+              <w:ind w:left="510"/>
+            </w:pPr>
+            <w:r>
+              <w:t>Value (if Yes)</w:t>
+            </w:r>
+          </w:p>
+        </w:tc>
+        <w:tc>
+          <w:tcPr>
+            <w:tcW w:type="dxa" w:w="2494"/>
+          </w:tcPr>
+          <w:p>
+            <w:r>
+              <w:t>Currency</w:t>
+            </w:r>
+          </w:p>
+        </w:tc>
+      </w:tr>
+      <w:tr>
+        <w:tc>
+          <w:tcPr>
+            <w:tcW w:type="dxa" w:w="794"/>
+          </w:tcPr>
+          <w:p>
+            <w:r>
+              <w:t>8</w:t>
+            </w:r>
+          </w:p>
+        </w:tc>
+        <w:tc>
+          <w:tcPr>
+            <w:tcW w:type="dxa" w:w="6350"/>
+          </w:tcPr>
+          <w:p>
+            <w:r>
+              <w:t>Purchase Date</w:t>
+            </w:r>
+          </w:p>
+        </w:tc>
+        <w:tc>
+          <w:tcPr>
+            <w:tcW w:type="dxa" w:w="2494"/>
+          </w:tcPr>
+          <w:p>
+            <w:r>
+              <w:t>Date</w:t>
+            </w:r>
+          </w:p>
+        </w:tc>
+      </w:tr>
+      <w:tr>
+        <w:tc>
+          <w:tcPr>
+            <w:tcW w:type="dxa" w:w="794"/>
+          </w:tcPr>
+          <w:p>
+            <w:r>
+              <w:t>9</w:t>
+            </w:r>
+          </w:p>
+        </w:tc>
+        <w:tc>
+          <w:tcPr>
+            <w:tcW w:type="dxa" w:w="6350"/>
+          </w:tcPr>
+          <w:p>
+            <w:r>
+              <w:t>Purchase Price</w:t>
+            </w:r>
+          </w:p>
+        </w:tc>
+        <w:tc>
+          <w:tcPr>
+            <w:tcW w:type="dxa" w:w="2494"/>
+          </w:tcPr>
+          <w:p>
+            <w:r>
+              <w:t>Currency</w:t>
+            </w:r>
+          </w:p>
+        </w:tc>
+      </w:tr>
+      <w:tr>
+        <w:tc>
+          <w:tcPr>
+            <w:tcW w:type="dxa" w:w="794"/>
+          </w:tcPr>
+          <w:p>
+            <w:r>
+              <w:t>10</w:t>
+            </w:r>
+          </w:p>
+        </w:tc>
+        <w:tc>
+          <w:tcPr>
+            <w:tcW w:type="dxa" w:w="6350"/>
+          </w:tcPr>
+          <w:p>
+            <w:r>
+              <w:t>Total Sum Insured</w:t>
+            </w:r>
+          </w:p>
+        </w:tc>
+        <w:tc>
+          <w:tcPr>
+            <w:tcW w:type="dxa" w:w="2494"/>
+          </w:tcPr>
+          <w:p>
+            <w:r>
+              <w:t>Currency</w:t>
+            </w:r>
+          </w:p>
+        </w:tc>
+      </w:tr>
+      <w:tr>
+        <w:tc>
+          <w:tcPr>
+            <w:tcW w:type="dxa" w:w="794"/>
+          </w:tcPr>
+          <w:p>
+            <w:r>
+              <w:t>11</w:t>
+            </w:r>
+          </w:p>
+        </w:tc>
+        <w:tc>
+          <w:tcPr>
+            <w:tcW w:type="dxa" w:w="6350"/>
+          </w:tcPr>
+          <w:p>
+            <w:r>
+              <w:t>Storage Method</w:t>
+            </w:r>
+          </w:p>
+        </w:tc>
+        <w:tc>
+          <w:tcPr>
+            <w:tcW w:type="dxa" w:w="2494"/>
+          </w:tcPr>
+          <w:p>
+            <w:r>
+              <w:t>Dropdown</w:t>
+            </w:r>
+          </w:p>
+        </w:tc>
+      </w:tr>
+      <w:tr>
+        <w:tc>
+          <w:tcPr>
+            <w:tcW w:type="dxa" w:w="794"/>
+          </w:tcPr>
+          <w:p>
+            <w:r>
+              <w:t>11a</w:t>
+            </w:r>
+          </w:p>
+        </w:tc>
+        <w:tc>
+          <w:tcPr>
+            <w:tcW w:type="dxa" w:w="6350"/>
+          </w:tcPr>
+          <w:p>
+            <w:pPr>
+              <w:ind w:left="510"/>
+            </w:pPr>
+            <w:r>
+              <w:t>Please specify (if Other)</w:t>
+            </w:r>
+          </w:p>
+        </w:tc>
+        <w:tc>
+          <w:tcPr>
+            <w:tcW w:type="dxa" w:w="2494"/>
+          </w:tcPr>
+          <w:p>
+            <w:r>
+              <w:t>Free text</w:t>
+            </w:r>
+          </w:p>
+        </w:tc>
+      </w:tr>
+      <w:tr>
+        <w:tc>
+          <w:tcPr>
+            <w:tcW w:type="dxa" w:w="794"/>
+          </w:tcPr>
+          <w:p>
+            <w:r>
+              <w:t>11b</w:t>
+            </w:r>
+          </w:p>
+        </w:tc>
+        <w:tc>
+          <w:tcPr>
+            <w:tcW w:type="dxa" w:w="6350"/>
+          </w:tcPr>
+          <w:p>
+            <w:pPr>
+              <w:ind w:left="510"/>
+            </w:pPr>
+            <w:r>
+              <w:t>Marina / Club Name (if Marina Berth)</w:t>
+            </w:r>
+          </w:p>
+        </w:tc>
+        <w:tc>
+          <w:tcPr>
+            <w:tcW w:type="dxa" w:w="2494"/>
+          </w:tcPr>
+          <w:p>
+            <w:r>
+              <w:t>Free text</w:t>
+            </w:r>
+          </w:p>
+        </w:tc>
+      </w:tr>
+      <w:tr>
+        <w:tc>
+          <w:tcPr>
+            <w:tcW w:type="dxa" w:w="794"/>
+          </w:tcPr>
+          <w:p>
+            <w:r>
+              <w:t>12</w:t>
+            </w:r>
+          </w:p>
+        </w:tc>
+        <w:tc>
+          <w:tcPr>
+            <w:tcW w:type="dxa" w:w="6350"/>
+          </w:tcPr>
+          <w:p>
+            <w:r>
+              <w:t>Location Address</w:t>
+            </w:r>
+          </w:p>
+        </w:tc>
+        <w:tc>
+          <w:tcPr>
+            <w:tcW w:type="dxa" w:w="2494"/>
+          </w:tcPr>
+          <w:p>
+            <w:r>
+              <w:t>Address</w:t>
+            </w:r>
+          </w:p>
+        </w:tc>
+      </w:tr>
+      <w:tr>
+        <w:tc>
+          <w:tcPr>
+            <w:tcW w:type="dxa" w:w="794"/>
+          </w:tcPr>
+          <w:p>
+            <w:r>
+              <w:t>13</w:t>
+            </w:r>
+          </w:p>
+        </w:tc>
+        <w:tc>
+          <w:tcPr>
+            <w:tcW w:type="dxa" w:w="6350"/>
+          </w:tcPr>
+          <w:p>
+            <w:r>
+              <w:t>How many people own this PWC / Jet Ski?</w:t>
+            </w:r>
+          </w:p>
+        </w:tc>
+        <w:tc>
+          <w:tcPr>
+            <w:tcW w:type="dxa" w:w="2494"/>
+          </w:tcPr>
+          <w:p>
+            <w:r>
+              <w:t>Dropdown</w:t>
+            </w:r>
+          </w:p>
+        </w:tc>
+      </w:tr>
+      <w:tr>
+        <w:tc>
+          <w:tcPr>
+            <w:tcW w:type="dxa" w:w="794"/>
+          </w:tcPr>
+          <w:p>
+            <w:r>
+              <w:t>14</w:t>
+            </w:r>
+          </w:p>
+        </w:tc>
+        <w:tc>
+          <w:tcPr>
+            <w:tcW w:type="dxa" w:w="6350"/>
+          </w:tcPr>
+          <w:p>
+            <w:r>
+              <w:t>How many people skipper this PWC / Jet Ski?</w:t>
+            </w:r>
+          </w:p>
+        </w:tc>
+        <w:tc>
+          <w:tcPr>
+            <w:tcW w:type="dxa" w:w="2494"/>
+          </w:tcPr>
+          <w:p>
+            <w:r>
+              <w:t>Dropdown</w:t>
+            </w:r>
+          </w:p>
+        </w:tc>
+      </w:tr>
+      <w:tr>
+        <w:tc>
+          <w:tcPr>
+            <w:tcW w:type="dxa" w:w="794"/>
+          </w:tcPr>
+          <w:p>
+            <w:r>
+              <w:t>14a</w:t>
+            </w:r>
+          </w:p>
+        </w:tc>
+        <w:tc>
+          <w:tcPr>
+            <w:tcW w:type="dxa" w:w="6350"/>
+          </w:tcPr>
+          <w:p>
+            <w:pPr>
+              <w:ind w:left="510"/>
+            </w:pPr>
+            <w:r>
+              <w:t>Previous skipper (optional, pick one already entered)</w:t>
+            </w:r>
+          </w:p>
+        </w:tc>
+        <w:tc>
+          <w:tcPr>
+            <w:tcW w:type="dxa" w:w="2494"/>
+          </w:tcPr>
+          <w:p>
+            <w:r>
+              <w:t>Dropdown</w:t>
+            </w:r>
+          </w:p>
+        </w:tc>
+      </w:tr>
+      <w:tr>
+        <w:tc>
+          <w:tcPr>
+            <w:tcW w:type="dxa" w:w="794"/>
+          </w:tcPr>
+          <w:p>
+            <w:r>
+              <w:t>14b</w:t>
+            </w:r>
+          </w:p>
+        </w:tc>
+        <w:tc>
+          <w:tcPr>
+            <w:tcW w:type="dxa" w:w="6350"/>
+          </w:tcPr>
+          <w:p>
+            <w:pPr>
+              <w:ind w:left="510"/>
+            </w:pPr>
+            <w:r>
+              <w:t>Skipper name</w:t>
+            </w:r>
+          </w:p>
+        </w:tc>
+        <w:tc>
+          <w:tcPr>
+            <w:tcW w:type="dxa" w:w="2494"/>
+          </w:tcPr>
+          <w:p>
+            <w:r>
+              <w:t>Free text</w:t>
+            </w:r>
+          </w:p>
+        </w:tc>
+      </w:tr>
+      <w:tr>
+        <w:tc>
+          <w:tcPr>
+            <w:tcW w:type="dxa" w:w="794"/>
+          </w:tcPr>
+          <w:p>
+            <w:r>
+              <w:t>14c</w:t>
+            </w:r>
+          </w:p>
+        </w:tc>
+        <w:tc>
+          <w:tcPr>
+            <w:tcW w:type="dxa" w:w="6350"/>
+          </w:tcPr>
+          <w:p>
+            <w:pPr>
+              <w:ind w:left="510"/>
+            </w:pPr>
+            <w:r>
+              <w:t>Date of birth</w:t>
+            </w:r>
+          </w:p>
+        </w:tc>
+        <w:tc>
+          <w:tcPr>
+            <w:tcW w:type="dxa" w:w="2494"/>
+          </w:tcPr>
+          <w:p>
+            <w:r>
+              <w:t>Date</w:t>
+            </w:r>
+          </w:p>
+        </w:tc>
+      </w:tr>
+      <w:tr>
+        <w:tc>
+          <w:tcPr>
+            <w:tcW w:type="dxa" w:w="794"/>
+          </w:tcPr>
+          <w:p>
+            <w:r>
+              <w:t>14d</w:t>
+            </w:r>
+          </w:p>
+        </w:tc>
+        <w:tc>
+          <w:tcPr>
+            <w:tcW w:type="dxa" w:w="6350"/>
+          </w:tcPr>
+          <w:p>
+            <w:pPr>
+              <w:ind w:left="510"/>
+            </w:pPr>
+            <w:r>
+              <w:t>Date boat / PWC licence obtained</w:t>
+            </w:r>
+          </w:p>
+        </w:tc>
+        <w:tc>
+          <w:tcPr>
+            <w:tcW w:type="dxa" w:w="2494"/>
+          </w:tcPr>
+          <w:p>
+            <w:r>
+              <w:t>Date</w:t>
+            </w:r>
+          </w:p>
+        </w:tc>
+      </w:tr>
+      <w:tr>
+        <w:tc>
+          <w:tcPr>
+            <w:tcW w:type="dxa" w:w="794"/>
+          </w:tcPr>
+          <w:p>
+            <w:r>
+              <w:t>14e</w:t>
+            </w:r>
+          </w:p>
+        </w:tc>
+        <w:tc>
+          <w:tcPr>
+            <w:tcW w:type="dxa" w:w="6350"/>
+          </w:tcPr>
+          <w:p>
+            <w:pPr>
+              <w:ind w:left="510"/>
+            </w:pPr>
             <w:r>
               <w:t>Years owning a boat / PWC</w:t>
             </w:r>
@@ -1373,11 +2441,11 @@
         </w:tc>
         <w:tc>
           <w:tcPr>
-            <w:tcW w:type="dxa" w:w="3402"/>
-          </w:tcPr>
-          <w:p>
-            <w:r>
-              <w:t>0 | 1 | 2 | 3 | 4 | 5+</w:t>
+            <w:tcW w:type="dxa" w:w="2494"/>
+          </w:tcPr>
+          <w:p>
+            <w:r>
+              <w:t>Dropdown</w:t>
             </w:r>
           </w:p>
         </w:tc>
@@ -1386,15 +2454,10 @@
     <w:p/>
     <w:p>
       <w:pPr>
-        <w:pStyle w:val="Heading1"/>
+        <w:pStyle w:val="Heading2"/>
       </w:pPr>
       <w:r>
-        <w:t>Step 3: Additional PWC / Jet Ski</w:t>
-      </w:r>
-    </w:p>
-    <w:p>
-      <w:r>
-        <w:t>If you have an additional PWC / Jet Ski to add to this quote, enter the details below.</w:t>
+        <w:t>Step 4: Your History</w:t>
       </w:r>
     </w:p>
     <w:tbl>
@@ -1405,17 +2468,16 @@
         <w:tblLook w:firstColumn="1" w:firstRow="1" w:lastColumn="0" w:lastRow="0" w:noHBand="0" w:noVBand="1" w:val="04A0"/>
       </w:tblPr>
       <w:tblGrid>
-        <w:gridCol w:w="680"/>
-        <w:gridCol w:w="5556"/>
-        <w:gridCol w:w="3402"/>
+        <w:gridCol w:w="794"/>
+        <w:gridCol w:w="6350"/>
+        <w:gridCol w:w="2494"/>
       </w:tblGrid>
       <w:tr>
         <w:tc>
           <w:tcPr>
-            <w:tcW w:type="dxa" w:w="680"/>
-          </w:tcPr>
-          <w:p>
-            <w:r/>
+            <w:tcW w:type="dxa" w:w="794"/>
+          </w:tcPr>
+          <w:p>
             <w:r>
               <w:rPr>
                 <w:b/>
@@ -1426,10 +2488,9 @@
         </w:tc>
         <w:tc>
           <w:tcPr>
-            <w:tcW w:type="dxa" w:w="5556"/>
-          </w:tcPr>
-          <w:p>
-            <w:r/>
+            <w:tcW w:type="dxa" w:w="6350"/>
+          </w:tcPr>
+          <w:p>
             <w:r>
               <w:rPr>
                 <w:b/>
@@ -1440,15 +2501,14 @@
         </w:tc>
         <w:tc>
           <w:tcPr>
-            <w:tcW w:type="dxa" w:w="3402"/>
-          </w:tcPr>
-          <w:p>
-            <w:r/>
+            <w:tcW w:type="dxa" w:w="2494"/>
+          </w:tcPr>
+          <w:p>
             <w:r>
               <w:rPr>
                 <w:b/>
               </w:rPr>
-              <w:t>Answer</w:t>
+              <w:t>Answer type</w:t>
             </w:r>
           </w:p>
         </w:tc>
@@ -1456,7 +2516,7 @@
       <w:tr>
         <w:tc>
           <w:tcPr>
-            <w:tcW w:type="dxa" w:w="680"/>
+            <w:tcW w:type="dxa" w:w="794"/>
           </w:tcPr>
           <w:p>
             <w:r>
@@ -1466,51 +2526,339 @@
         </w:tc>
         <w:tc>
           <w:tcPr>
-            <w:tcW w:type="dxa" w:w="5556"/>
-          </w:tcPr>
-          <w:p>
-            <w:r>
-              <w:t>Do you have an additional PWC / Jet Ski to insure?</w:t>
-            </w:r>
-          </w:p>
-        </w:tc>
-        <w:tc>
-          <w:tcPr>
-            <w:tcW w:type="dxa" w:w="3402"/>
-          </w:tcPr>
-          <w:p>
-            <w:r>
-              <w:t>Yes | No</w:t>
+            <w:tcW w:type="dxa" w:w="6350"/>
+          </w:tcPr>
+          <w:p>
+            <w:r>
+              <w:t>Have you, the proposed insured, or any named skipper(s) in the past 5 years: Had any insurances cancelled, refused or had special conditions imposed?</w:t>
+            </w:r>
+          </w:p>
+        </w:tc>
+        <w:tc>
+          <w:tcPr>
+            <w:tcW w:type="dxa" w:w="2494"/>
+          </w:tcPr>
+          <w:p>
+            <w:r>
+              <w:t>Yes / No</w:t>
+            </w:r>
+          </w:p>
+        </w:tc>
+      </w:tr>
+      <w:tr>
+        <w:tc>
+          <w:tcPr>
+            <w:tcW w:type="dxa" w:w="794"/>
+          </w:tcPr>
+          <w:p>
+            <w:r>
+              <w:t>1a</w:t>
+            </w:r>
+          </w:p>
+        </w:tc>
+        <w:tc>
+          <w:tcPr>
+            <w:tcW w:type="dxa" w:w="6350"/>
+          </w:tcPr>
+          <w:p>
+            <w:pPr>
+              <w:ind w:left="510"/>
+            </w:pPr>
+            <w:r>
+              <w:t>Please specify (if Yes)</w:t>
+            </w:r>
+          </w:p>
+        </w:tc>
+        <w:tc>
+          <w:tcPr>
+            <w:tcW w:type="dxa" w:w="2494"/>
+          </w:tcPr>
+          <w:p>
+            <w:r>
+              <w:t>Free text</w:t>
+            </w:r>
+          </w:p>
+        </w:tc>
+      </w:tr>
+      <w:tr>
+        <w:tc>
+          <w:tcPr>
+            <w:tcW w:type="dxa" w:w="794"/>
+          </w:tcPr>
+          <w:p>
+            <w:r>
+              <w:t>2</w:t>
+            </w:r>
+          </w:p>
+        </w:tc>
+        <w:tc>
+          <w:tcPr>
+            <w:tcW w:type="dxa" w:w="6350"/>
+          </w:tcPr>
+          <w:p>
+            <w:r>
+              <w:t>Have you, the proposed insured, or any named skipper(s) in the past 5 years: Made any boat / PWC insurance claims?</w:t>
+            </w:r>
+          </w:p>
+        </w:tc>
+        <w:tc>
+          <w:tcPr>
+            <w:tcW w:type="dxa" w:w="2494"/>
+          </w:tcPr>
+          <w:p>
+            <w:r>
+              <w:t>Yes / No</w:t>
+            </w:r>
+          </w:p>
+        </w:tc>
+      </w:tr>
+      <w:tr>
+        <w:tc>
+          <w:tcPr>
+            <w:tcW w:type="dxa" w:w="794"/>
+          </w:tcPr>
+          <w:p>
+            <w:r>
+              <w:t>2a</w:t>
+            </w:r>
+          </w:p>
+        </w:tc>
+        <w:tc>
+          <w:tcPr>
+            <w:tcW w:type="dxa" w:w="6350"/>
+          </w:tcPr>
+          <w:p>
+            <w:pPr>
+              <w:ind w:left="510"/>
+            </w:pPr>
+            <w:r>
+              <w:t>Date Of Loss (if Yes; one set per claim)</w:t>
+            </w:r>
+          </w:p>
+        </w:tc>
+        <w:tc>
+          <w:tcPr>
+            <w:tcW w:type="dxa" w:w="2494"/>
+          </w:tcPr>
+          <w:p>
+            <w:r>
+              <w:t>Date</w:t>
+            </w:r>
+          </w:p>
+        </w:tc>
+      </w:tr>
+      <w:tr>
+        <w:tc>
+          <w:tcPr>
+            <w:tcW w:type="dxa" w:w="794"/>
+          </w:tcPr>
+          <w:p>
+            <w:r>
+              <w:t>2b</w:t>
+            </w:r>
+          </w:p>
+        </w:tc>
+        <w:tc>
+          <w:tcPr>
+            <w:tcW w:type="dxa" w:w="6350"/>
+          </w:tcPr>
+          <w:p>
+            <w:pPr>
+              <w:ind w:left="510"/>
+            </w:pPr>
+            <w:r>
+              <w:t>Description Of Loss (if Yes; one set per claim)</w:t>
+            </w:r>
+          </w:p>
+        </w:tc>
+        <w:tc>
+          <w:tcPr>
+            <w:tcW w:type="dxa" w:w="2494"/>
+          </w:tcPr>
+          <w:p>
+            <w:r>
+              <w:t>Free text</w:t>
+            </w:r>
+          </w:p>
+        </w:tc>
+      </w:tr>
+      <w:tr>
+        <w:tc>
+          <w:tcPr>
+            <w:tcW w:type="dxa" w:w="794"/>
+          </w:tcPr>
+          <w:p>
+            <w:r>
+              <w:t>2c</w:t>
+            </w:r>
+          </w:p>
+        </w:tc>
+        <w:tc>
+          <w:tcPr>
+            <w:tcW w:type="dxa" w:w="6350"/>
+          </w:tcPr>
+          <w:p>
+            <w:pPr>
+              <w:ind w:left="510"/>
+            </w:pPr>
+            <w:r>
+              <w:t>Settlement Amount (if Yes; one set per claim)</w:t>
+            </w:r>
+          </w:p>
+        </w:tc>
+        <w:tc>
+          <w:tcPr>
+            <w:tcW w:type="dxa" w:w="2494"/>
+          </w:tcPr>
+          <w:p>
+            <w:r>
+              <w:t>Currency</w:t>
+            </w:r>
+          </w:p>
+        </w:tc>
+      </w:tr>
+      <w:tr>
+        <w:tc>
+          <w:tcPr>
+            <w:tcW w:type="dxa" w:w="794"/>
+          </w:tcPr>
+          <w:p>
+            <w:r>
+              <w:t>3</w:t>
+            </w:r>
+          </w:p>
+        </w:tc>
+        <w:tc>
+          <w:tcPr>
+            <w:tcW w:type="dxa" w:w="6350"/>
+          </w:tcPr>
+          <w:p>
+            <w:r>
+              <w:t>Have you, the proposed insured, or any named skipper(s) ever: Been charged or convicted with any offence?</w:t>
+            </w:r>
+          </w:p>
+        </w:tc>
+        <w:tc>
+          <w:tcPr>
+            <w:tcW w:type="dxa" w:w="2494"/>
+          </w:tcPr>
+          <w:p>
+            <w:r>
+              <w:t>Yes / No</w:t>
+            </w:r>
+          </w:p>
+        </w:tc>
+      </w:tr>
+      <w:tr>
+        <w:tc>
+          <w:tcPr>
+            <w:tcW w:type="dxa" w:w="794"/>
+          </w:tcPr>
+          <w:p>
+            <w:r>
+              <w:t>3a</w:t>
+            </w:r>
+          </w:p>
+        </w:tc>
+        <w:tc>
+          <w:tcPr>
+            <w:tcW w:type="dxa" w:w="6350"/>
+          </w:tcPr>
+          <w:p>
+            <w:pPr>
+              <w:ind w:left="510"/>
+            </w:pPr>
+            <w:r>
+              <w:t>Please specify (if Yes)</w:t>
+            </w:r>
+          </w:p>
+        </w:tc>
+        <w:tc>
+          <w:tcPr>
+            <w:tcW w:type="dxa" w:w="2494"/>
+          </w:tcPr>
+          <w:p>
+            <w:r>
+              <w:t>Free text</w:t>
+            </w:r>
+          </w:p>
+        </w:tc>
+      </w:tr>
+      <w:tr>
+        <w:tc>
+          <w:tcPr>
+            <w:tcW w:type="dxa" w:w="794"/>
+          </w:tcPr>
+          <w:p>
+            <w:r>
+              <w:t>4</w:t>
+            </w:r>
+          </w:p>
+        </w:tc>
+        <w:tc>
+          <w:tcPr>
+            <w:tcW w:type="dxa" w:w="6350"/>
+          </w:tcPr>
+          <w:p>
+            <w:r>
+              <w:t>Have you, the proposed insured, or any named skipper(s) ever: Lost your boat / PWC or motor vehicle licence?</w:t>
+            </w:r>
+          </w:p>
+        </w:tc>
+        <w:tc>
+          <w:tcPr>
+            <w:tcW w:type="dxa" w:w="2494"/>
+          </w:tcPr>
+          <w:p>
+            <w:r>
+              <w:t>Yes / No</w:t>
+            </w:r>
+          </w:p>
+        </w:tc>
+      </w:tr>
+      <w:tr>
+        <w:tc>
+          <w:tcPr>
+            <w:tcW w:type="dxa" w:w="794"/>
+          </w:tcPr>
+          <w:p>
+            <w:r>
+              <w:t>4a</w:t>
+            </w:r>
+          </w:p>
+        </w:tc>
+        <w:tc>
+          <w:tcPr>
+            <w:tcW w:type="dxa" w:w="6350"/>
+          </w:tcPr>
+          <w:p>
+            <w:pPr>
+              <w:ind w:left="510"/>
+            </w:pPr>
+            <w:r>
+              <w:t>Please specify (if Yes)</w:t>
+            </w:r>
+          </w:p>
+        </w:tc>
+        <w:tc>
+          <w:tcPr>
+            <w:tcW w:type="dxa" w:w="2494"/>
+          </w:tcPr>
+          <w:p>
+            <w:r>
+              <w:t>Free text</w:t>
             </w:r>
           </w:p>
         </w:tc>
       </w:tr>
     </w:tbl>
     <w:p/>
-    <w:p>
-      <w:r>
-        <w:t>If Yes, the customer answers the same questions as Step 2 (Vessel Details and Owners and Skippers) for each additional PWC / Jet Ski. More can be added using "Add another PWC / Jet Ski". A skipper already entered for another PWC / Jet Ski can be selected from a "Previous skipper" list instead of re-entering their details.</w:t>
-      </w:r>
-    </w:p>
-    <w:p>
-      <w:pPr>
-        <w:pStyle w:val="Heading1"/>
-      </w:pPr>
-      <w:r>
-        <w:t>Step 4: Your History</w:t>
-      </w:r>
-    </w:p>
-    <w:p>
-      <w:r>
-        <w:t>Please provide information about your history.</w:t>
-      </w:r>
-    </w:p>
     <w:p>
       <w:pPr>
         <w:pStyle w:val="Heading2"/>
       </w:pPr>
       <w:r>
-        <w:t>Have you, the proposed insured, or any named skipper(s) in the past 5 years:</w:t>
+        <w:t>Step 5: Your Quote</w:t>
       </w:r>
     </w:p>
     <w:tbl>
@@ -1521,17 +2869,16 @@
         <w:tblLook w:firstColumn="1" w:firstRow="1" w:lastColumn="0" w:lastRow="0" w:noHBand="0" w:noVBand="1" w:val="04A0"/>
       </w:tblPr>
       <w:tblGrid>
-        <w:gridCol w:w="680"/>
-        <w:gridCol w:w="5556"/>
-        <w:gridCol w:w="3402"/>
+        <w:gridCol w:w="794"/>
+        <w:gridCol w:w="6350"/>
+        <w:gridCol w:w="2494"/>
       </w:tblGrid>
       <w:tr>
         <w:tc>
           <w:tcPr>
-            <w:tcW w:type="dxa" w:w="680"/>
-          </w:tcPr>
-          <w:p>
-            <w:r/>
+            <w:tcW w:type="dxa" w:w="794"/>
+          </w:tcPr>
+          <w:p>
             <w:r>
               <w:rPr>
                 <w:b/>
@@ -1542,10 +2889,9 @@
         </w:tc>
         <w:tc>
           <w:tcPr>
-            <w:tcW w:type="dxa" w:w="5556"/>
-          </w:tcPr>
-          <w:p>
-            <w:r/>
+            <w:tcW w:type="dxa" w:w="6350"/>
+          </w:tcPr>
+          <w:p>
             <w:r>
               <w:rPr>
                 <w:b/>
@@ -1556,15 +2902,14 @@
         </w:tc>
         <w:tc>
           <w:tcPr>
-            <w:tcW w:type="dxa" w:w="3402"/>
-          </w:tcPr>
-          <w:p>
-            <w:r/>
+            <w:tcW w:type="dxa" w:w="2494"/>
+          </w:tcPr>
+          <w:p>
             <w:r>
               <w:rPr>
                 <w:b/>
               </w:rPr>
-              <w:t>Answer</w:t>
+              <w:t>Answer type</w:t>
             </w:r>
           </w:p>
         </w:tc>
@@ -1572,7 +2917,7 @@
       <w:tr>
         <w:tc>
           <w:tcPr>
-            <w:tcW w:type="dxa" w:w="680"/>
+            <w:tcW w:type="dxa" w:w="794"/>
           </w:tcPr>
           <w:p>
             <w:r>
@@ -1582,23 +2927,21 @@
         </w:tc>
         <w:tc>
           <w:tcPr>
-            <w:tcW w:type="dxa" w:w="5556"/>
-          </w:tcPr>
-          <w:p>
-            <w:r>
-              <w:t>Had any insurances cancelled, refused or had special conditions imposed?</w:t>
-            </w:r>
-          </w:p>
-        </w:tc>
-        <w:tc>
-          <w:tcPr>
-            <w:tcW w:type="dxa" w:w="3402"/>
-          </w:tcPr>
-          <w:p>
-            <w:r>
-              <w:t>Yes | No</w:t>
-              <w:br/>
-              <w:t>If Yes: Please Specify (type in)</w:t>
+            <w:tcW w:type="dxa" w:w="6350"/>
+          </w:tcPr>
+          <w:p>
+            <w:r>
+              <w:t>Period of Insurance: From</w:t>
+            </w:r>
+          </w:p>
+        </w:tc>
+        <w:tc>
+          <w:tcPr>
+            <w:tcW w:type="dxa" w:w="2494"/>
+          </w:tcPr>
+          <w:p>
+            <w:r>
+              <w:t>Date</w:t>
             </w:r>
           </w:p>
         </w:tc>
@@ -1606,7 +2949,7 @@
       <w:tr>
         <w:tc>
           <w:tcPr>
-            <w:tcW w:type="dxa" w:w="680"/>
+            <w:tcW w:type="dxa" w:w="794"/>
           </w:tcPr>
           <w:p>
             <w:r>
@@ -1616,23 +2959,213 @@
         </w:tc>
         <w:tc>
           <w:tcPr>
-            <w:tcW w:type="dxa" w:w="5556"/>
-          </w:tcPr>
-          <w:p>
-            <w:r>
-              <w:t>Made any boat / PWC insurance claims?</w:t>
-            </w:r>
-          </w:p>
-        </w:tc>
-        <w:tc>
-          <w:tcPr>
-            <w:tcW w:type="dxa" w:w="3402"/>
-          </w:tcPr>
-          <w:p>
-            <w:r>
-              <w:t>Yes | No</w:t>
-              <w:br/>
-              <w:t>If Yes: complete Claim Details below</w:t>
+            <w:tcW w:type="dxa" w:w="6350"/>
+          </w:tcPr>
+          <w:p>
+            <w:r>
+              <w:t>Period of Insurance: To</w:t>
+            </w:r>
+          </w:p>
+        </w:tc>
+        <w:tc>
+          <w:tcPr>
+            <w:tcW w:type="dxa" w:w="2494"/>
+          </w:tcPr>
+          <w:p>
+            <w:r>
+              <w:t>Date</w:t>
+            </w:r>
+          </w:p>
+        </w:tc>
+      </w:tr>
+      <w:tr>
+        <w:tc>
+          <w:tcPr>
+            <w:tcW w:type="dxa" w:w="794"/>
+          </w:tcPr>
+          <w:p>
+            <w:r>
+              <w:t>3</w:t>
+            </w:r>
+          </w:p>
+        </w:tc>
+        <w:tc>
+          <w:tcPr>
+            <w:tcW w:type="dxa" w:w="6350"/>
+          </w:tcPr>
+          <w:p>
+            <w:r>
+              <w:t>Email Quote (optional): Full Name</w:t>
+            </w:r>
+          </w:p>
+        </w:tc>
+        <w:tc>
+          <w:tcPr>
+            <w:tcW w:type="dxa" w:w="2494"/>
+          </w:tcPr>
+          <w:p>
+            <w:r>
+              <w:t>Free text</w:t>
+            </w:r>
+          </w:p>
+        </w:tc>
+      </w:tr>
+      <w:tr>
+        <w:tc>
+          <w:tcPr>
+            <w:tcW w:type="dxa" w:w="794"/>
+          </w:tcPr>
+          <w:p>
+            <w:r>
+              <w:t>4</w:t>
+            </w:r>
+          </w:p>
+        </w:tc>
+        <w:tc>
+          <w:tcPr>
+            <w:tcW w:type="dxa" w:w="6350"/>
+          </w:tcPr>
+          <w:p>
+            <w:r>
+              <w:t>Email Quote (optional): Email Address</w:t>
+            </w:r>
+          </w:p>
+        </w:tc>
+        <w:tc>
+          <w:tcPr>
+            <w:tcW w:type="dxa" w:w="2494"/>
+          </w:tcPr>
+          <w:p>
+            <w:r>
+              <w:t>Free text</w:t>
+            </w:r>
+          </w:p>
+        </w:tc>
+      </w:tr>
+      <w:tr>
+        <w:tc>
+          <w:tcPr>
+            <w:tcW w:type="dxa" w:w="794"/>
+          </w:tcPr>
+          <w:p>
+            <w:r>
+              <w:t>5</w:t>
+            </w:r>
+          </w:p>
+        </w:tc>
+        <w:tc>
+          <w:tcPr>
+            <w:tcW w:type="dxa" w:w="6350"/>
+          </w:tcPr>
+          <w:p>
+            <w:r>
+              <w:t>Email Quote (optional): Phone Number</w:t>
+            </w:r>
+          </w:p>
+        </w:tc>
+        <w:tc>
+          <w:tcPr>
+            <w:tcW w:type="dxa" w:w="2494"/>
+          </w:tcPr>
+          <w:p>
+            <w:r>
+              <w:t>Free text</w:t>
+            </w:r>
+          </w:p>
+        </w:tc>
+      </w:tr>
+      <w:tr>
+        <w:tc>
+          <w:tcPr>
+            <w:tcW w:type="dxa" w:w="794"/>
+          </w:tcPr>
+          <w:p>
+            <w:r>
+              <w:t>6</w:t>
+            </w:r>
+          </w:p>
+        </w:tc>
+        <w:tc>
+          <w:tcPr>
+            <w:tcW w:type="dxa" w:w="6350"/>
+          </w:tcPr>
+          <w:p>
+            <w:r>
+              <w:t>Referral to our team (only if the quote needs review): Insured Name</w:t>
+            </w:r>
+          </w:p>
+        </w:tc>
+        <w:tc>
+          <w:tcPr>
+            <w:tcW w:type="dxa" w:w="2494"/>
+          </w:tcPr>
+          <w:p>
+            <w:r>
+              <w:t>Free text</w:t>
+            </w:r>
+          </w:p>
+        </w:tc>
+      </w:tr>
+      <w:tr>
+        <w:tc>
+          <w:tcPr>
+            <w:tcW w:type="dxa" w:w="794"/>
+          </w:tcPr>
+          <w:p>
+            <w:r>
+              <w:t>7</w:t>
+            </w:r>
+          </w:p>
+        </w:tc>
+        <w:tc>
+          <w:tcPr>
+            <w:tcW w:type="dxa" w:w="6350"/>
+          </w:tcPr>
+          <w:p>
+            <w:r>
+              <w:t>Referral to our team (only if the quote needs review): Email Address</w:t>
+            </w:r>
+          </w:p>
+        </w:tc>
+        <w:tc>
+          <w:tcPr>
+            <w:tcW w:type="dxa" w:w="2494"/>
+          </w:tcPr>
+          <w:p>
+            <w:r>
+              <w:t>Free text</w:t>
+            </w:r>
+          </w:p>
+        </w:tc>
+      </w:tr>
+      <w:tr>
+        <w:tc>
+          <w:tcPr>
+            <w:tcW w:type="dxa" w:w="794"/>
+          </w:tcPr>
+          <w:p>
+            <w:r>
+              <w:t>8</w:t>
+            </w:r>
+          </w:p>
+        </w:tc>
+        <w:tc>
+          <w:tcPr>
+            <w:tcW w:type="dxa" w:w="6350"/>
+          </w:tcPr>
+          <w:p>
+            <w:r>
+              <w:t>Referral to our team (only if the quote needs review): Phone Number</w:t>
+            </w:r>
+          </w:p>
+        </w:tc>
+        <w:tc>
+          <w:tcPr>
+            <w:tcW w:type="dxa" w:w="2494"/>
+          </w:tcPr>
+          <w:p>
+            <w:r>
+              <w:t>Free text</w:t>
             </w:r>
           </w:p>
         </w:tc>
@@ -1640,8 +3173,11 @@
     </w:tbl>
     <w:p/>
     <w:p>
+      <w:pPr>
+        <w:pStyle w:val="Heading2"/>
+      </w:pPr>
       <w:r>
-        <w:t>Claim Details (only shown if claims were made). One set of answers for each claim. More claims can be added.</w:t>
+        <w:t>Step 6: Your Details</w:t>
       </w:r>
     </w:p>
     <w:tbl>
@@ -1652,16 +3188,29 @@
         <w:tblLook w:firstColumn="1" w:firstRow="1" w:lastColumn="0" w:lastRow="0" w:noHBand="0" w:noVBand="1" w:val="04A0"/>
       </w:tblPr>
       <w:tblGrid>
-        <w:gridCol w:w="5556"/>
-        <w:gridCol w:w="4082"/>
+        <w:gridCol w:w="794"/>
+        <w:gridCol w:w="6350"/>
+        <w:gridCol w:w="2494"/>
       </w:tblGrid>
       <w:tr>
         <w:tc>
           <w:tcPr>
-            <w:tcW w:type="dxa" w:w="5556"/>
-          </w:tcPr>
-          <w:p>
-            <w:r/>
+            <w:tcW w:type="dxa" w:w="794"/>
+          </w:tcPr>
+          <w:p>
+            <w:r>
+              <w:rPr>
+                <w:b/>
+              </w:rPr>
+              <w:t>No.</w:t>
+            </w:r>
+          </w:p>
+        </w:tc>
+        <w:tc>
+          <w:tcPr>
+            <w:tcW w:type="dxa" w:w="6350"/>
+          </w:tcPr>
+          <w:p>
             <w:r>
               <w:rPr>
                 <w:b/>
@@ -1672,15 +3221,14 @@
         </w:tc>
         <w:tc>
           <w:tcPr>
-            <w:tcW w:type="dxa" w:w="4082"/>
-          </w:tcPr>
-          <w:p>
-            <w:r/>
+            <w:tcW w:type="dxa" w:w="2494"/>
+          </w:tcPr>
+          <w:p>
             <w:r>
               <w:rPr>
                 <w:b/>
               </w:rPr>
-              <w:t>Answer</w:t>
+              <w:t>Answer type</w:t>
             </w:r>
           </w:p>
         </w:tc>
@@ -1688,21 +3236,31 @@
       <w:tr>
         <w:tc>
           <w:tcPr>
-            <w:tcW w:type="dxa" w:w="5556"/>
-          </w:tcPr>
-          <w:p>
-            <w:r>
-              <w:t>Date Of Loss</w:t>
-            </w:r>
-          </w:p>
-        </w:tc>
-        <w:tc>
-          <w:tcPr>
-            <w:tcW w:type="dxa" w:w="4082"/>
-          </w:tcPr>
-          <w:p>
-            <w:r>
-              <w:t>(date)</w:t>
+            <w:tcW w:type="dxa" w:w="794"/>
+          </w:tcPr>
+          <w:p>
+            <w:r>
+              <w:t>1</w:t>
+            </w:r>
+          </w:p>
+        </w:tc>
+        <w:tc>
+          <w:tcPr>
+            <w:tcW w:type="dxa" w:w="6350"/>
+          </w:tcPr>
+          <w:p>
+            <w:r>
+              <w:t>First Name</w:t>
+            </w:r>
+          </w:p>
+        </w:tc>
+        <w:tc>
+          <w:tcPr>
+            <w:tcW w:type="dxa" w:w="2494"/>
+          </w:tcPr>
+          <w:p>
+            <w:r>
+              <w:t>Free text</w:t>
             </w:r>
           </w:p>
         </w:tc>
@@ -1710,21 +3268,31 @@
       <w:tr>
         <w:tc>
           <w:tcPr>
-            <w:tcW w:type="dxa" w:w="5556"/>
-          </w:tcPr>
-          <w:p>
-            <w:r>
-              <w:t>Description Of Loss</w:t>
-            </w:r>
-          </w:p>
-        </w:tc>
-        <w:tc>
-          <w:tcPr>
-            <w:tcW w:type="dxa" w:w="4082"/>
-          </w:tcPr>
-          <w:p>
-            <w:r>
-              <w:t>(type in)</w:t>
+            <w:tcW w:type="dxa" w:w="794"/>
+          </w:tcPr>
+          <w:p>
+            <w:r>
+              <w:t>2</w:t>
+            </w:r>
+          </w:p>
+        </w:tc>
+        <w:tc>
+          <w:tcPr>
+            <w:tcW w:type="dxa" w:w="6350"/>
+          </w:tcPr>
+          <w:p>
+            <w:r>
+              <w:t>Last Name</w:t>
+            </w:r>
+          </w:p>
+        </w:tc>
+        <w:tc>
+          <w:tcPr>
+            <w:tcW w:type="dxa" w:w="2494"/>
+          </w:tcPr>
+          <w:p>
+            <w:r>
+              <w:t>Free text</w:t>
             </w:r>
           </w:p>
         </w:tc>
@@ -1732,1746 +3300,590 @@
       <w:tr>
         <w:tc>
           <w:tcPr>
-            <w:tcW w:type="dxa" w:w="5556"/>
-          </w:tcPr>
-          <w:p>
-            <w:r>
-              <w:t>Settlement Amount</w:t>
-            </w:r>
-          </w:p>
-        </w:tc>
-        <w:tc>
-          <w:tcPr>
-            <w:tcW w:type="dxa" w:w="4082"/>
-          </w:tcPr>
-          <w:p>
-            <w:r>
-              <w:t>(type in, $)</w:t>
+            <w:tcW w:type="dxa" w:w="794"/>
+          </w:tcPr>
+          <w:p>
+            <w:r>
+              <w:t>3</w:t>
+            </w:r>
+          </w:p>
+        </w:tc>
+        <w:tc>
+          <w:tcPr>
+            <w:tcW w:type="dxa" w:w="6350"/>
+          </w:tcPr>
+          <w:p>
+            <w:r>
+              <w:t>Insured Name</w:t>
+            </w:r>
+          </w:p>
+        </w:tc>
+        <w:tc>
+          <w:tcPr>
+            <w:tcW w:type="dxa" w:w="2494"/>
+          </w:tcPr>
+          <w:p>
+            <w:r>
+              <w:t>Free text</w:t>
+            </w:r>
+          </w:p>
+        </w:tc>
+      </w:tr>
+      <w:tr>
+        <w:tc>
+          <w:tcPr>
+            <w:tcW w:type="dxa" w:w="794"/>
+          </w:tcPr>
+          <w:p>
+            <w:r>
+              <w:t>4</w:t>
+            </w:r>
+          </w:p>
+        </w:tc>
+        <w:tc>
+          <w:tcPr>
+            <w:tcW w:type="dxa" w:w="6350"/>
+          </w:tcPr>
+          <w:p>
+            <w:r>
+              <w:t>Email</w:t>
+            </w:r>
+          </w:p>
+        </w:tc>
+        <w:tc>
+          <w:tcPr>
+            <w:tcW w:type="dxa" w:w="2494"/>
+          </w:tcPr>
+          <w:p>
+            <w:r>
+              <w:t>Free text</w:t>
+            </w:r>
+          </w:p>
+        </w:tc>
+      </w:tr>
+      <w:tr>
+        <w:tc>
+          <w:tcPr>
+            <w:tcW w:type="dxa" w:w="794"/>
+          </w:tcPr>
+          <w:p>
+            <w:r>
+              <w:t>5</w:t>
+            </w:r>
+          </w:p>
+        </w:tc>
+        <w:tc>
+          <w:tcPr>
+            <w:tcW w:type="dxa" w:w="6350"/>
+          </w:tcPr>
+          <w:p>
+            <w:r>
+              <w:t>Phone Number</w:t>
+            </w:r>
+          </w:p>
+        </w:tc>
+        <w:tc>
+          <w:tcPr>
+            <w:tcW w:type="dxa" w:w="2494"/>
+          </w:tcPr>
+          <w:p>
+            <w:r>
+              <w:t>Free text</w:t>
+            </w:r>
+          </w:p>
+        </w:tc>
+      </w:tr>
+      <w:tr>
+        <w:tc>
+          <w:tcPr>
+            <w:tcW w:type="dxa" w:w="794"/>
+          </w:tcPr>
+          <w:p>
+            <w:r>
+              <w:t>6</w:t>
+            </w:r>
+          </w:p>
+        </w:tc>
+        <w:tc>
+          <w:tcPr>
+            <w:tcW w:type="dxa" w:w="6350"/>
+          </w:tcPr>
+          <w:p>
+            <w:r>
+              <w:t>Residential Address</w:t>
+            </w:r>
+          </w:p>
+        </w:tc>
+        <w:tc>
+          <w:tcPr>
+            <w:tcW w:type="dxa" w:w="2494"/>
+          </w:tcPr>
+          <w:p>
+            <w:r>
+              <w:t>Address</w:t>
+            </w:r>
+          </w:p>
+        </w:tc>
+      </w:tr>
+      <w:tr>
+        <w:tc>
+          <w:tcPr>
+            <w:tcW w:type="dxa" w:w="794"/>
+          </w:tcPr>
+          <w:p>
+            <w:r>
+              <w:t>7</w:t>
+            </w:r>
+          </w:p>
+        </w:tc>
+        <w:tc>
+          <w:tcPr>
+            <w:tcW w:type="dxa" w:w="6350"/>
+          </w:tcPr>
+          <w:p>
+            <w:r>
+              <w:t>Postal Address (if different to above)</w:t>
+            </w:r>
+          </w:p>
+        </w:tc>
+        <w:tc>
+          <w:tcPr>
+            <w:tcW w:type="dxa" w:w="2494"/>
+          </w:tcPr>
+          <w:p>
+            <w:r>
+              <w:t>Address (optional)</w:t>
+            </w:r>
+          </w:p>
+        </w:tc>
+      </w:tr>
+      <w:tr>
+        <w:tc>
+          <w:tcPr>
+            <w:tcW w:type="dxa" w:w="794"/>
+          </w:tcPr>
+          <w:p>
+            <w:r>
+              <w:t>8</w:t>
+            </w:r>
+          </w:p>
+        </w:tc>
+        <w:tc>
+          <w:tcPr>
+            <w:tcW w:type="dxa" w:w="6350"/>
+          </w:tcPr>
+          <w:p>
+            <w:r>
+              <w:t>Interested Party</w:t>
+            </w:r>
+          </w:p>
+        </w:tc>
+        <w:tc>
+          <w:tcPr>
+            <w:tcW w:type="dxa" w:w="2494"/>
+          </w:tcPr>
+          <w:p>
+            <w:r>
+              <w:t>Free text (optional)</w:t>
+            </w:r>
+          </w:p>
+        </w:tc>
+      </w:tr>
+      <w:tr>
+        <w:tc>
+          <w:tcPr>
+            <w:tcW w:type="dxa" w:w="794"/>
+          </w:tcPr>
+          <w:p>
+            <w:r>
+              <w:t>9</w:t>
+            </w:r>
+          </w:p>
+        </w:tc>
+        <w:tc>
+          <w:tcPr>
+            <w:tcW w:type="dxa" w:w="6350"/>
+          </w:tcPr>
+          <w:p>
+            <w:r>
+              <w:t>PWC / Jet Ski Identification (asked for each PWC / Jet Ski): Hull Name</w:t>
+            </w:r>
+          </w:p>
+        </w:tc>
+        <w:tc>
+          <w:tcPr>
+            <w:tcW w:type="dxa" w:w="2494"/>
+          </w:tcPr>
+          <w:p>
+            <w:r>
+              <w:t>Free text</w:t>
+            </w:r>
+          </w:p>
+        </w:tc>
+      </w:tr>
+      <w:tr>
+        <w:tc>
+          <w:tcPr>
+            <w:tcW w:type="dxa" w:w="794"/>
+          </w:tcPr>
+          <w:p>
+            <w:r>
+              <w:t>10</w:t>
+            </w:r>
+          </w:p>
+        </w:tc>
+        <w:tc>
+          <w:tcPr>
+            <w:tcW w:type="dxa" w:w="6350"/>
+          </w:tcPr>
+          <w:p>
+            <w:r>
+              <w:t>PWC / Jet Ski Identification: Hull Registration Number</w:t>
+            </w:r>
+          </w:p>
+        </w:tc>
+        <w:tc>
+          <w:tcPr>
+            <w:tcW w:type="dxa" w:w="2494"/>
+          </w:tcPr>
+          <w:p>
+            <w:r>
+              <w:t>Free text</w:t>
+            </w:r>
+          </w:p>
+        </w:tc>
+      </w:tr>
+      <w:tr>
+        <w:tc>
+          <w:tcPr>
+            <w:tcW w:type="dxa" w:w="794"/>
+          </w:tcPr>
+          <w:p>
+            <w:r>
+              <w:t>11</w:t>
+            </w:r>
+          </w:p>
+        </w:tc>
+        <w:tc>
+          <w:tcPr>
+            <w:tcW w:type="dxa" w:w="6350"/>
+          </w:tcPr>
+          <w:p>
+            <w:r>
+              <w:t>PWC / Jet Ski Identification: Hull Identification Number (HIN)</w:t>
+            </w:r>
+          </w:p>
+        </w:tc>
+        <w:tc>
+          <w:tcPr>
+            <w:tcW w:type="dxa" w:w="2494"/>
+          </w:tcPr>
+          <w:p>
+            <w:r>
+              <w:t>Free text</w:t>
+            </w:r>
+          </w:p>
+        </w:tc>
+      </w:tr>
+      <w:tr>
+        <w:tc>
+          <w:tcPr>
+            <w:tcW w:type="dxa" w:w="794"/>
+          </w:tcPr>
+          <w:p>
+            <w:r>
+              <w:t>12</w:t>
+            </w:r>
+          </w:p>
+        </w:tc>
+        <w:tc>
+          <w:tcPr>
+            <w:tcW w:type="dxa" w:w="6350"/>
+          </w:tcPr>
+          <w:p>
+            <w:r>
+              <w:t>PWC / Jet Ski Identification: Motor Model</w:t>
+            </w:r>
+          </w:p>
+        </w:tc>
+        <w:tc>
+          <w:tcPr>
+            <w:tcW w:type="dxa" w:w="2494"/>
+          </w:tcPr>
+          <w:p>
+            <w:r>
+              <w:t>Free text</w:t>
+            </w:r>
+          </w:p>
+        </w:tc>
+      </w:tr>
+      <w:tr>
+        <w:tc>
+          <w:tcPr>
+            <w:tcW w:type="dxa" w:w="794"/>
+          </w:tcPr>
+          <w:p>
+            <w:r>
+              <w:t>13</w:t>
+            </w:r>
+          </w:p>
+        </w:tc>
+        <w:tc>
+          <w:tcPr>
+            <w:tcW w:type="dxa" w:w="6350"/>
+          </w:tcPr>
+          <w:p>
+            <w:r>
+              <w:t>PWC / Jet Ski Identification: Motor Year Built</w:t>
+            </w:r>
+          </w:p>
+        </w:tc>
+        <w:tc>
+          <w:tcPr>
+            <w:tcW w:type="dxa" w:w="2494"/>
+          </w:tcPr>
+          <w:p>
+            <w:r>
+              <w:t>Number</w:t>
+            </w:r>
+          </w:p>
+        </w:tc>
+      </w:tr>
+      <w:tr>
+        <w:tc>
+          <w:tcPr>
+            <w:tcW w:type="dxa" w:w="794"/>
+          </w:tcPr>
+          <w:p>
+            <w:r>
+              <w:t>14</w:t>
+            </w:r>
+          </w:p>
+        </w:tc>
+        <w:tc>
+          <w:tcPr>
+            <w:tcW w:type="dxa" w:w="6350"/>
+          </w:tcPr>
+          <w:p>
+            <w:r>
+              <w:t>PWC / Jet Ski Identification: Motor Horsepower</w:t>
+            </w:r>
+          </w:p>
+        </w:tc>
+        <w:tc>
+          <w:tcPr>
+            <w:tcW w:type="dxa" w:w="2494"/>
+          </w:tcPr>
+          <w:p>
+            <w:r>
+              <w:t>Number</w:t>
+            </w:r>
+          </w:p>
+        </w:tc>
+      </w:tr>
+      <w:tr>
+        <w:tc>
+          <w:tcPr>
+            <w:tcW w:type="dxa" w:w="794"/>
+          </w:tcPr>
+          <w:p>
+            <w:r>
+              <w:t>15</w:t>
+            </w:r>
+          </w:p>
+        </w:tc>
+        <w:tc>
+          <w:tcPr>
+            <w:tcW w:type="dxa" w:w="6350"/>
+          </w:tcPr>
+          <w:p>
+            <w:r>
+              <w:t>PWC / Jet Ski Identification: Motor Serial Number</w:t>
+            </w:r>
+          </w:p>
+        </w:tc>
+        <w:tc>
+          <w:tcPr>
+            <w:tcW w:type="dxa" w:w="2494"/>
+          </w:tcPr>
+          <w:p>
+            <w:r>
+              <w:t>Free text</w:t>
+            </w:r>
+          </w:p>
+        </w:tc>
+      </w:tr>
+      <w:tr>
+        <w:tc>
+          <w:tcPr>
+            <w:tcW w:type="dxa" w:w="794"/>
+          </w:tcPr>
+          <w:p>
+            <w:r>
+              <w:t>16</w:t>
+            </w:r>
+          </w:p>
+        </w:tc>
+        <w:tc>
+          <w:tcPr>
+            <w:tcW w:type="dxa" w:w="6350"/>
+          </w:tcPr>
+          <w:p>
+            <w:r>
+              <w:t>Do you have any trailer(s) to insure with the PWC(s) / Jet Ski(s)?</w:t>
+            </w:r>
+          </w:p>
+        </w:tc>
+        <w:tc>
+          <w:tcPr>
+            <w:tcW w:type="dxa" w:w="2494"/>
+          </w:tcPr>
+          <w:p>
+            <w:r>
+              <w:t>Yes / No</w:t>
+            </w:r>
+          </w:p>
+        </w:tc>
+      </w:tr>
+      <w:tr>
+        <w:tc>
+          <w:tcPr>
+            <w:tcW w:type="dxa" w:w="794"/>
+          </w:tcPr>
+          <w:p>
+            <w:r>
+              <w:t>16a</w:t>
+            </w:r>
+          </w:p>
+        </w:tc>
+        <w:tc>
+          <w:tcPr>
+            <w:tcW w:type="dxa" w:w="6350"/>
+          </w:tcPr>
+          <w:p>
+            <w:pPr>
+              <w:ind w:left="510"/>
+            </w:pPr>
+            <w:r>
+              <w:t>Trailer Make &amp; Model (if Yes; one set per trailer)</w:t>
+            </w:r>
+          </w:p>
+        </w:tc>
+        <w:tc>
+          <w:tcPr>
+            <w:tcW w:type="dxa" w:w="2494"/>
+          </w:tcPr>
+          <w:p>
+            <w:r>
+              <w:t>Free text</w:t>
+            </w:r>
+          </w:p>
+        </w:tc>
+      </w:tr>
+      <w:tr>
+        <w:tc>
+          <w:tcPr>
+            <w:tcW w:type="dxa" w:w="794"/>
+          </w:tcPr>
+          <w:p>
+            <w:r>
+              <w:t>16b</w:t>
+            </w:r>
+          </w:p>
+        </w:tc>
+        <w:tc>
+          <w:tcPr>
+            <w:tcW w:type="dxa" w:w="6350"/>
+          </w:tcPr>
+          <w:p>
+            <w:pPr>
+              <w:ind w:left="510"/>
+            </w:pPr>
+            <w:r>
+              <w:t>Trailer Year Built (if Yes; one set per trailer)</w:t>
+            </w:r>
+          </w:p>
+        </w:tc>
+        <w:tc>
+          <w:tcPr>
+            <w:tcW w:type="dxa" w:w="2494"/>
+          </w:tcPr>
+          <w:p>
+            <w:r>
+              <w:t>Number</w:t>
+            </w:r>
+          </w:p>
+        </w:tc>
+      </w:tr>
+      <w:tr>
+        <w:tc>
+          <w:tcPr>
+            <w:tcW w:type="dxa" w:w="794"/>
+          </w:tcPr>
+          <w:p>
+            <w:r>
+              <w:t>16c</w:t>
+            </w:r>
+          </w:p>
+        </w:tc>
+        <w:tc>
+          <w:tcPr>
+            <w:tcW w:type="dxa" w:w="6350"/>
+          </w:tcPr>
+          <w:p>
+            <w:pPr>
+              <w:ind w:left="510"/>
+            </w:pPr>
+            <w:r>
+              <w:t>Trailer Registration Number (if Yes; one set per trailer)</w:t>
+            </w:r>
+          </w:p>
+        </w:tc>
+        <w:tc>
+          <w:tcPr>
+            <w:tcW w:type="dxa" w:w="2494"/>
+          </w:tcPr>
+          <w:p>
+            <w:r>
+              <w:t>Free text</w:t>
+            </w:r>
+          </w:p>
+        </w:tc>
+      </w:tr>
+      <w:tr>
+        <w:tc>
+          <w:tcPr>
+            <w:tcW w:type="dxa" w:w="794"/>
+          </w:tcPr>
+          <w:p>
+            <w:r>
+              <w:t>17</w:t>
+            </w:r>
+          </w:p>
+        </w:tc>
+        <w:tc>
+          <w:tcPr>
+            <w:tcW w:type="dxa" w:w="6350"/>
+          </w:tcPr>
+          <w:p>
+            <w:r>
+              <w:t>Attachments: recent photographs of the PWC / Jet Ski(s), an out-of-water survey or other supporting documents.</w:t>
+            </w:r>
+          </w:p>
+        </w:tc>
+        <w:tc>
+          <w:tcPr>
+            <w:tcW w:type="dxa" w:w="2494"/>
+          </w:tcPr>
+          <w:p>
+            <w:r>
+              <w:t>File upload</w:t>
             </w:r>
           </w:p>
         </w:tc>
       </w:tr>
     </w:tbl>
     <w:p/>
-    <w:p>
-      <w:pPr>
-        <w:pStyle w:val="Heading2"/>
-      </w:pPr>
-      <w:r>
-        <w:t>Have you, the proposed insured, or any named skipper(s) ever:</w:t>
-      </w:r>
-    </w:p>
-    <w:tbl>
-      <w:tblPr>
-        <w:tblStyle w:val="TableGrid"/>
-        <w:tblW w:type="auto" w:w="0"/>
-        <w:tblLayout w:type="fixed"/>
-        <w:tblLook w:firstColumn="1" w:firstRow="1" w:lastColumn="0" w:lastRow="0" w:noHBand="0" w:noVBand="1" w:val="04A0"/>
-      </w:tblPr>
-      <w:tblGrid>
-        <w:gridCol w:w="680"/>
-        <w:gridCol w:w="5556"/>
-        <w:gridCol w:w="3402"/>
-      </w:tblGrid>
-      <w:tr>
-        <w:tc>
-          <w:tcPr>
-            <w:tcW w:type="dxa" w:w="680"/>
-          </w:tcPr>
-          <w:p>
-            <w:r/>
-            <w:r>
-              <w:rPr>
-                <w:b/>
-              </w:rPr>
-              <w:t>No.</w:t>
-            </w:r>
-          </w:p>
-        </w:tc>
-        <w:tc>
-          <w:tcPr>
-            <w:tcW w:type="dxa" w:w="5556"/>
-          </w:tcPr>
-          <w:p>
-            <w:r/>
-            <w:r>
-              <w:rPr>
-                <w:b/>
-              </w:rPr>
-              <w:t>Question</w:t>
-            </w:r>
-          </w:p>
-        </w:tc>
-        <w:tc>
-          <w:tcPr>
-            <w:tcW w:type="dxa" w:w="3402"/>
-          </w:tcPr>
-          <w:p>
-            <w:r/>
-            <w:r>
-              <w:rPr>
-                <w:b/>
-              </w:rPr>
-              <w:t>Answer</w:t>
-            </w:r>
-          </w:p>
-        </w:tc>
-      </w:tr>
-      <w:tr>
-        <w:tc>
-          <w:tcPr>
-            <w:tcW w:type="dxa" w:w="680"/>
-          </w:tcPr>
-          <w:p>
-            <w:r>
-              <w:t>3</w:t>
-            </w:r>
-          </w:p>
-        </w:tc>
-        <w:tc>
-          <w:tcPr>
-            <w:tcW w:type="dxa" w:w="5556"/>
-          </w:tcPr>
-          <w:p>
-            <w:r>
-              <w:t>Been charged or convicted with any offence?</w:t>
-            </w:r>
-          </w:p>
-        </w:tc>
-        <w:tc>
-          <w:tcPr>
-            <w:tcW w:type="dxa" w:w="3402"/>
-          </w:tcPr>
-          <w:p>
-            <w:r>
-              <w:t>Yes | No</w:t>
-              <w:br/>
-              <w:t>If Yes: Please Specify (type in)</w:t>
-            </w:r>
-          </w:p>
-        </w:tc>
-      </w:tr>
-      <w:tr>
-        <w:tc>
-          <w:tcPr>
-            <w:tcW w:type="dxa" w:w="680"/>
-          </w:tcPr>
-          <w:p>
-            <w:r>
-              <w:t>4</w:t>
-            </w:r>
-          </w:p>
-        </w:tc>
-        <w:tc>
-          <w:tcPr>
-            <w:tcW w:type="dxa" w:w="5556"/>
-          </w:tcPr>
-          <w:p>
-            <w:r>
-              <w:t>Lost your boat / PWC or motor vehicle licence?</w:t>
-            </w:r>
-          </w:p>
-        </w:tc>
-        <w:tc>
-          <w:tcPr>
-            <w:tcW w:type="dxa" w:w="3402"/>
-          </w:tcPr>
-          <w:p>
-            <w:r>
-              <w:t>Yes | No</w:t>
-              <w:br/>
-              <w:t>If Yes: Please Specify (type in)</w:t>
-            </w:r>
-          </w:p>
-        </w:tc>
-      </w:tr>
-    </w:tbl>
-    <w:p/>
-    <w:p>
-      <w:pPr>
-        <w:pStyle w:val="Heading1"/>
-      </w:pPr>
-      <w:r>
-        <w:t>Step 5: Your Quote</w:t>
-      </w:r>
-    </w:p>
-    <w:p>
-      <w:r>
-        <w:t>The customer is shown their quote. The only questions on this step are below.</w:t>
-      </w:r>
-    </w:p>
-    <w:p>
-      <w:pPr>
-        <w:pStyle w:val="Heading2"/>
-      </w:pPr>
-      <w:r>
-        <w:t>Period of Insurance</w:t>
-      </w:r>
-    </w:p>
-    <w:tbl>
-      <w:tblPr>
-        <w:tblStyle w:val="TableGrid"/>
-        <w:tblW w:type="auto" w:w="0"/>
-        <w:tblLayout w:type="fixed"/>
-        <w:tblLook w:firstColumn="1" w:firstRow="1" w:lastColumn="0" w:lastRow="0" w:noHBand="0" w:noVBand="1" w:val="04A0"/>
-      </w:tblPr>
-      <w:tblGrid>
-        <w:gridCol w:w="5556"/>
-        <w:gridCol w:w="4082"/>
-      </w:tblGrid>
-      <w:tr>
-        <w:tc>
-          <w:tcPr>
-            <w:tcW w:type="dxa" w:w="5556"/>
-          </w:tcPr>
-          <w:p>
-            <w:r/>
-            <w:r>
-              <w:rPr>
-                <w:b/>
-              </w:rPr>
-              <w:t>Question</w:t>
-            </w:r>
-          </w:p>
-        </w:tc>
-        <w:tc>
-          <w:tcPr>
-            <w:tcW w:type="dxa" w:w="4082"/>
-          </w:tcPr>
-          <w:p>
-            <w:r/>
-            <w:r>
-              <w:rPr>
-                <w:b/>
-              </w:rPr>
-              <w:t>Answer</w:t>
-            </w:r>
-          </w:p>
-        </w:tc>
-      </w:tr>
-      <w:tr>
-        <w:tc>
-          <w:tcPr>
-            <w:tcW w:type="dxa" w:w="5556"/>
-          </w:tcPr>
-          <w:p>
-            <w:r>
-              <w:t>From</w:t>
-            </w:r>
-          </w:p>
-        </w:tc>
-        <w:tc>
-          <w:tcPr>
-            <w:tcW w:type="dxa" w:w="4082"/>
-          </w:tcPr>
-          <w:p>
-            <w:r>
-              <w:t>(date, pre-filled with today's date)</w:t>
-            </w:r>
-          </w:p>
-        </w:tc>
-      </w:tr>
-      <w:tr>
-        <w:tc>
-          <w:tcPr>
-            <w:tcW w:type="dxa" w:w="5556"/>
-          </w:tcPr>
-          <w:p>
-            <w:r>
-              <w:t>To</w:t>
-            </w:r>
-          </w:p>
-        </w:tc>
-        <w:tc>
-          <w:tcPr>
-            <w:tcW w:type="dxa" w:w="4082"/>
-          </w:tcPr>
-          <w:p>
-            <w:r>
-              <w:t>(date, pre-filled with one year from today; cover runs to 4pm local time)</w:t>
-            </w:r>
-          </w:p>
-        </w:tc>
-      </w:tr>
-    </w:tbl>
-    <w:p/>
-    <w:p>
-      <w:pPr>
-        <w:pStyle w:val="Heading2"/>
-      </w:pPr>
-      <w:r>
-        <w:t>Email Quote (optional)</w:t>
-      </w:r>
-    </w:p>
-    <w:p>
-      <w:r>
-        <w:t>If the customer chooses Email Quote, they confirm their contact details.</w:t>
-      </w:r>
-    </w:p>
-    <w:tbl>
-      <w:tblPr>
-        <w:tblStyle w:val="TableGrid"/>
-        <w:tblW w:type="auto" w:w="0"/>
-        <w:tblLayout w:type="fixed"/>
-        <w:tblLook w:firstColumn="1" w:firstRow="1" w:lastColumn="0" w:lastRow="0" w:noHBand="0" w:noVBand="1" w:val="04A0"/>
-      </w:tblPr>
-      <w:tblGrid>
-        <w:gridCol w:w="5556"/>
-        <w:gridCol w:w="4082"/>
-      </w:tblGrid>
-      <w:tr>
-        <w:tc>
-          <w:tcPr>
-            <w:tcW w:type="dxa" w:w="5556"/>
-          </w:tcPr>
-          <w:p>
-            <w:r/>
-            <w:r>
-              <w:rPr>
-                <w:b/>
-              </w:rPr>
-              <w:t>Question</w:t>
-            </w:r>
-          </w:p>
-        </w:tc>
-        <w:tc>
-          <w:tcPr>
-            <w:tcW w:type="dxa" w:w="4082"/>
-          </w:tcPr>
-          <w:p>
-            <w:r/>
-            <w:r>
-              <w:rPr>
-                <w:b/>
-              </w:rPr>
-              <w:t>Answer</w:t>
-            </w:r>
-          </w:p>
-        </w:tc>
-      </w:tr>
-      <w:tr>
-        <w:tc>
-          <w:tcPr>
-            <w:tcW w:type="dxa" w:w="5556"/>
-          </w:tcPr>
-          <w:p>
-            <w:r>
-              <w:t>Full Name</w:t>
-            </w:r>
-          </w:p>
-        </w:tc>
-        <w:tc>
-          <w:tcPr>
-            <w:tcW w:type="dxa" w:w="4082"/>
-          </w:tcPr>
-          <w:p>
-            <w:r>
-              <w:t>(type in)</w:t>
-            </w:r>
-          </w:p>
-        </w:tc>
-      </w:tr>
-      <w:tr>
-        <w:tc>
-          <w:tcPr>
-            <w:tcW w:type="dxa" w:w="5556"/>
-          </w:tcPr>
-          <w:p>
-            <w:r>
-              <w:t>Email Address</w:t>
-            </w:r>
-          </w:p>
-        </w:tc>
-        <w:tc>
-          <w:tcPr>
-            <w:tcW w:type="dxa" w:w="4082"/>
-          </w:tcPr>
-          <w:p>
-            <w:r>
-              <w:t>(type in)</w:t>
-            </w:r>
-          </w:p>
-        </w:tc>
-      </w:tr>
-      <w:tr>
-        <w:tc>
-          <w:tcPr>
-            <w:tcW w:type="dxa" w:w="5556"/>
-          </w:tcPr>
-          <w:p>
-            <w:r>
-              <w:t>Phone Number</w:t>
-            </w:r>
-          </w:p>
-        </w:tc>
-        <w:tc>
-          <w:tcPr>
-            <w:tcW w:type="dxa" w:w="4082"/>
-          </w:tcPr>
-          <w:p>
-            <w:r>
-              <w:t>(type in)</w:t>
-            </w:r>
-          </w:p>
-        </w:tc>
-      </w:tr>
-    </w:tbl>
-    <w:p/>
-    <w:p>
-      <w:pPr>
-        <w:pStyle w:val="Heading2"/>
-      </w:pPr>
-      <w:r>
-        <w:t>Referral to our team (only if the quote needs review)</w:t>
-      </w:r>
-    </w:p>
-    <w:p>
-      <w:r>
-        <w:t>If the quote needs a review by our team (for example, Storage Method is Roadside / Verge / Nature Strip), no price is shown and the customer submits these details instead.</w:t>
-      </w:r>
-    </w:p>
-    <w:tbl>
-      <w:tblPr>
-        <w:tblStyle w:val="TableGrid"/>
-        <w:tblW w:type="auto" w:w="0"/>
-        <w:tblLayout w:type="fixed"/>
-        <w:tblLook w:firstColumn="1" w:firstRow="1" w:lastColumn="0" w:lastRow="0" w:noHBand="0" w:noVBand="1" w:val="04A0"/>
-      </w:tblPr>
-      <w:tblGrid>
-        <w:gridCol w:w="5556"/>
-        <w:gridCol w:w="4082"/>
-      </w:tblGrid>
-      <w:tr>
-        <w:tc>
-          <w:tcPr>
-            <w:tcW w:type="dxa" w:w="5556"/>
-          </w:tcPr>
-          <w:p>
-            <w:r/>
-            <w:r>
-              <w:rPr>
-                <w:b/>
-              </w:rPr>
-              <w:t>Question</w:t>
-            </w:r>
-          </w:p>
-        </w:tc>
-        <w:tc>
-          <w:tcPr>
-            <w:tcW w:type="dxa" w:w="4082"/>
-          </w:tcPr>
-          <w:p>
-            <w:r/>
-            <w:r>
-              <w:rPr>
-                <w:b/>
-              </w:rPr>
-              <w:t>Answer</w:t>
-            </w:r>
-          </w:p>
-        </w:tc>
-      </w:tr>
-      <w:tr>
-        <w:tc>
-          <w:tcPr>
-            <w:tcW w:type="dxa" w:w="5556"/>
-          </w:tcPr>
-          <w:p>
-            <w:r>
-              <w:t>Insured Name</w:t>
-            </w:r>
-          </w:p>
-        </w:tc>
-        <w:tc>
-          <w:tcPr>
-            <w:tcW w:type="dxa" w:w="4082"/>
-          </w:tcPr>
-          <w:p>
-            <w:r>
-              <w:t>(type in)</w:t>
-            </w:r>
-          </w:p>
-        </w:tc>
-      </w:tr>
-      <w:tr>
-        <w:tc>
-          <w:tcPr>
-            <w:tcW w:type="dxa" w:w="5556"/>
-          </w:tcPr>
-          <w:p>
-            <w:r>
-              <w:t>Email Address</w:t>
-            </w:r>
-          </w:p>
-        </w:tc>
-        <w:tc>
-          <w:tcPr>
-            <w:tcW w:type="dxa" w:w="4082"/>
-          </w:tcPr>
-          <w:p>
-            <w:r>
-              <w:t>(type in)</w:t>
-            </w:r>
-          </w:p>
-        </w:tc>
-      </w:tr>
-      <w:tr>
-        <w:tc>
-          <w:tcPr>
-            <w:tcW w:type="dxa" w:w="5556"/>
-          </w:tcPr>
-          <w:p>
-            <w:r>
-              <w:t>Phone Number</w:t>
-            </w:r>
-          </w:p>
-        </w:tc>
-        <w:tc>
-          <w:tcPr>
-            <w:tcW w:type="dxa" w:w="4082"/>
-          </w:tcPr>
-          <w:p>
-            <w:r>
-              <w:t>(type in)</w:t>
-            </w:r>
-          </w:p>
-        </w:tc>
-      </w:tr>
-    </w:tbl>
-    <w:p/>
-    <w:p>
-      <w:pPr>
-        <w:pStyle w:val="Heading1"/>
-      </w:pPr>
-      <w:r>
-        <w:t>Step 6: Your Details</w:t>
-      </w:r>
-    </w:p>
-    <w:p>
-      <w:r>
-        <w:t>Please provide your contact details and any additional information required for your policy.</w:t>
-      </w:r>
-    </w:p>
-    <w:p>
-      <w:pPr>
-        <w:pStyle w:val="Heading2"/>
-      </w:pPr>
-      <w:r>
-        <w:t>Customer Details</w:t>
-      </w:r>
-    </w:p>
-    <w:tbl>
-      <w:tblPr>
-        <w:tblStyle w:val="TableGrid"/>
-        <w:tblW w:type="auto" w:w="0"/>
-        <w:tblLayout w:type="fixed"/>
-        <w:tblLook w:firstColumn="1" w:firstRow="1" w:lastColumn="0" w:lastRow="0" w:noHBand="0" w:noVBand="1" w:val="04A0"/>
-      </w:tblPr>
-      <w:tblGrid>
-        <w:gridCol w:w="680"/>
-        <w:gridCol w:w="5556"/>
-        <w:gridCol w:w="3402"/>
-      </w:tblGrid>
-      <w:tr>
-        <w:tc>
-          <w:tcPr>
-            <w:tcW w:type="dxa" w:w="680"/>
-          </w:tcPr>
-          <w:p>
-            <w:r/>
-            <w:r>
-              <w:rPr>
-                <w:b/>
-              </w:rPr>
-              <w:t>No.</w:t>
-            </w:r>
-          </w:p>
-        </w:tc>
-        <w:tc>
-          <w:tcPr>
-            <w:tcW w:type="dxa" w:w="5556"/>
-          </w:tcPr>
-          <w:p>
-            <w:r/>
-            <w:r>
-              <w:rPr>
-                <w:b/>
-              </w:rPr>
-              <w:t>Question</w:t>
-            </w:r>
-          </w:p>
-        </w:tc>
-        <w:tc>
-          <w:tcPr>
-            <w:tcW w:type="dxa" w:w="3402"/>
-          </w:tcPr>
-          <w:p>
-            <w:r/>
-            <w:r>
-              <w:rPr>
-                <w:b/>
-              </w:rPr>
-              <w:t>Answer</w:t>
-            </w:r>
-          </w:p>
-        </w:tc>
-      </w:tr>
-      <w:tr>
-        <w:tc>
-          <w:tcPr>
-            <w:tcW w:type="dxa" w:w="680"/>
-          </w:tcPr>
-          <w:p>
-            <w:r>
-              <w:t>1</w:t>
-            </w:r>
-          </w:p>
-        </w:tc>
-        <w:tc>
-          <w:tcPr>
-            <w:tcW w:type="dxa" w:w="5556"/>
-          </w:tcPr>
-          <w:p>
-            <w:r>
-              <w:t>First Name</w:t>
-            </w:r>
-          </w:p>
-        </w:tc>
-        <w:tc>
-          <w:tcPr>
-            <w:tcW w:type="dxa" w:w="3402"/>
-          </w:tcPr>
-          <w:p>
-            <w:r>
-              <w:t>(type in)</w:t>
-            </w:r>
-          </w:p>
-        </w:tc>
-      </w:tr>
-      <w:tr>
-        <w:tc>
-          <w:tcPr>
-            <w:tcW w:type="dxa" w:w="680"/>
-          </w:tcPr>
-          <w:p>
-            <w:r>
-              <w:t>2</w:t>
-            </w:r>
-          </w:p>
-        </w:tc>
-        <w:tc>
-          <w:tcPr>
-            <w:tcW w:type="dxa" w:w="5556"/>
-          </w:tcPr>
-          <w:p>
-            <w:r>
-              <w:t>Last Name</w:t>
-            </w:r>
-          </w:p>
-        </w:tc>
-        <w:tc>
-          <w:tcPr>
-            <w:tcW w:type="dxa" w:w="3402"/>
-          </w:tcPr>
-          <w:p>
-            <w:r>
-              <w:t>(type in)</w:t>
-            </w:r>
-          </w:p>
-        </w:tc>
-      </w:tr>
-      <w:tr>
-        <w:tc>
-          <w:tcPr>
-            <w:tcW w:type="dxa" w:w="680"/>
-          </w:tcPr>
-          <w:p>
-            <w:r>
-              <w:t>3</w:t>
-            </w:r>
-          </w:p>
-        </w:tc>
-        <w:tc>
-          <w:tcPr>
-            <w:tcW w:type="dxa" w:w="5556"/>
-          </w:tcPr>
-          <w:p>
-            <w:r>
-              <w:t>Insured Name</w:t>
-            </w:r>
-          </w:p>
-        </w:tc>
-        <w:tc>
-          <w:tcPr>
-            <w:tcW w:type="dxa" w:w="3402"/>
-          </w:tcPr>
-          <w:p>
-            <w:r>
-              <w:t>(type in)</w:t>
-            </w:r>
-          </w:p>
-        </w:tc>
-      </w:tr>
-      <w:tr>
-        <w:tc>
-          <w:tcPr>
-            <w:tcW w:type="dxa" w:w="680"/>
-          </w:tcPr>
-          <w:p>
-            <w:r>
-              <w:t>4</w:t>
-            </w:r>
-          </w:p>
-        </w:tc>
-        <w:tc>
-          <w:tcPr>
-            <w:tcW w:type="dxa" w:w="5556"/>
-          </w:tcPr>
-          <w:p>
-            <w:r>
-              <w:t>Email</w:t>
-            </w:r>
-          </w:p>
-        </w:tc>
-        <w:tc>
-          <w:tcPr>
-            <w:tcW w:type="dxa" w:w="3402"/>
-          </w:tcPr>
-          <w:p>
-            <w:r>
-              <w:t>(type in)</w:t>
-            </w:r>
-          </w:p>
-        </w:tc>
-      </w:tr>
-      <w:tr>
-        <w:tc>
-          <w:tcPr>
-            <w:tcW w:type="dxa" w:w="680"/>
-          </w:tcPr>
-          <w:p>
-            <w:r>
-              <w:t>5</w:t>
-            </w:r>
-          </w:p>
-        </w:tc>
-        <w:tc>
-          <w:tcPr>
-            <w:tcW w:type="dxa" w:w="5556"/>
-          </w:tcPr>
-          <w:p>
-            <w:r>
-              <w:t>Phone Number</w:t>
-            </w:r>
-          </w:p>
-        </w:tc>
-        <w:tc>
-          <w:tcPr>
-            <w:tcW w:type="dxa" w:w="3402"/>
-          </w:tcPr>
-          <w:p>
-            <w:r>
-              <w:t>(type in)</w:t>
-            </w:r>
-          </w:p>
-        </w:tc>
-      </w:tr>
-      <w:tr>
-        <w:tc>
-          <w:tcPr>
-            <w:tcW w:type="dxa" w:w="680"/>
-          </w:tcPr>
-          <w:p>
-            <w:r>
-              <w:t>6</w:t>
-            </w:r>
-          </w:p>
-        </w:tc>
-        <w:tc>
-          <w:tcPr>
-            <w:tcW w:type="dxa" w:w="5556"/>
-          </w:tcPr>
-          <w:p>
-            <w:r>
-              <w:t>Residential Address</w:t>
-            </w:r>
-          </w:p>
-        </w:tc>
-        <w:tc>
-          <w:tcPr>
-            <w:tcW w:type="dxa" w:w="3402"/>
-          </w:tcPr>
-          <w:p>
-            <w:r>
-              <w:t>(type in)</w:t>
-            </w:r>
-          </w:p>
-        </w:tc>
-      </w:tr>
-      <w:tr>
-        <w:tc>
-          <w:tcPr>
-            <w:tcW w:type="dxa" w:w="680"/>
-          </w:tcPr>
-          <w:p>
-            <w:r>
-              <w:t>7</w:t>
-            </w:r>
-          </w:p>
-        </w:tc>
-        <w:tc>
-          <w:tcPr>
-            <w:tcW w:type="dxa" w:w="5556"/>
-          </w:tcPr>
-          <w:p>
-            <w:r>
-              <w:t>Postal Address (if different to above)</w:t>
-            </w:r>
-          </w:p>
-        </w:tc>
-        <w:tc>
-          <w:tcPr>
-            <w:tcW w:type="dxa" w:w="3402"/>
-          </w:tcPr>
-          <w:p>
-            <w:r>
-              <w:t>(type in, optional)</w:t>
-            </w:r>
-          </w:p>
-        </w:tc>
-      </w:tr>
-      <w:tr>
-        <w:tc>
-          <w:tcPr>
-            <w:tcW w:type="dxa" w:w="680"/>
-          </w:tcPr>
-          <w:p>
-            <w:r>
-              <w:t>8</w:t>
-            </w:r>
-          </w:p>
-        </w:tc>
-        <w:tc>
-          <w:tcPr>
-            <w:tcW w:type="dxa" w:w="5556"/>
-          </w:tcPr>
-          <w:p>
-            <w:r>
-              <w:t>Interested Party</w:t>
-            </w:r>
-          </w:p>
-        </w:tc>
-        <w:tc>
-          <w:tcPr>
-            <w:tcW w:type="dxa" w:w="3402"/>
-          </w:tcPr>
-          <w:p>
-            <w:r>
-              <w:t>(type in, optional)</w:t>
-            </w:r>
-          </w:p>
-        </w:tc>
-      </w:tr>
-    </w:tbl>
-    <w:p/>
-    <w:p>
-      <w:pPr>
-        <w:pStyle w:val="Heading2"/>
-      </w:pPr>
-      <w:r>
-        <w:t>PWC / Jet Ski Identification</w:t>
-      </w:r>
-    </w:p>
-    <w:p>
-      <w:r>
-        <w:t>Asked for each PWC / Jet Ski on the quote.</w:t>
-      </w:r>
-    </w:p>
-    <w:tbl>
-      <w:tblPr>
-        <w:tblStyle w:val="TableGrid"/>
-        <w:tblW w:type="auto" w:w="0"/>
-        <w:tblLayout w:type="fixed"/>
-        <w:tblLook w:firstColumn="1" w:firstRow="1" w:lastColumn="0" w:lastRow="0" w:noHBand="0" w:noVBand="1" w:val="04A0"/>
-      </w:tblPr>
-      <w:tblGrid>
-        <w:gridCol w:w="680"/>
-        <w:gridCol w:w="5556"/>
-        <w:gridCol w:w="3402"/>
-      </w:tblGrid>
-      <w:tr>
-        <w:tc>
-          <w:tcPr>
-            <w:tcW w:type="dxa" w:w="680"/>
-          </w:tcPr>
-          <w:p>
-            <w:r/>
-            <w:r>
-              <w:rPr>
-                <w:b/>
-              </w:rPr>
-              <w:t>No.</w:t>
-            </w:r>
-          </w:p>
-        </w:tc>
-        <w:tc>
-          <w:tcPr>
-            <w:tcW w:type="dxa" w:w="5556"/>
-          </w:tcPr>
-          <w:p>
-            <w:r/>
-            <w:r>
-              <w:rPr>
-                <w:b/>
-              </w:rPr>
-              <w:t>Question</w:t>
-            </w:r>
-          </w:p>
-        </w:tc>
-        <w:tc>
-          <w:tcPr>
-            <w:tcW w:type="dxa" w:w="3402"/>
-          </w:tcPr>
-          <w:p>
-            <w:r/>
-            <w:r>
-              <w:rPr>
-                <w:b/>
-              </w:rPr>
-              <w:t>Answer</w:t>
-            </w:r>
-          </w:p>
-        </w:tc>
-      </w:tr>
-      <w:tr>
-        <w:tc>
-          <w:tcPr>
-            <w:tcW w:type="dxa" w:w="680"/>
-          </w:tcPr>
-          <w:p>
-            <w:r>
-              <w:t>1</w:t>
-            </w:r>
-          </w:p>
-        </w:tc>
-        <w:tc>
-          <w:tcPr>
-            <w:tcW w:type="dxa" w:w="5556"/>
-          </w:tcPr>
-          <w:p>
-            <w:r>
-              <w:t>Hull Name</w:t>
-            </w:r>
-          </w:p>
-        </w:tc>
-        <w:tc>
-          <w:tcPr>
-            <w:tcW w:type="dxa" w:w="3402"/>
-          </w:tcPr>
-          <w:p>
-            <w:r>
-              <w:t>(type in)</w:t>
-            </w:r>
-          </w:p>
-        </w:tc>
-      </w:tr>
-      <w:tr>
-        <w:tc>
-          <w:tcPr>
-            <w:tcW w:type="dxa" w:w="680"/>
-          </w:tcPr>
-          <w:p>
-            <w:r>
-              <w:t>2</w:t>
-            </w:r>
-          </w:p>
-        </w:tc>
-        <w:tc>
-          <w:tcPr>
-            <w:tcW w:type="dxa" w:w="5556"/>
-          </w:tcPr>
-          <w:p>
-            <w:r>
-              <w:t>Hull Registration Number</w:t>
-            </w:r>
-          </w:p>
-        </w:tc>
-        <w:tc>
-          <w:tcPr>
-            <w:tcW w:type="dxa" w:w="3402"/>
-          </w:tcPr>
-          <w:p>
-            <w:r>
-              <w:t>(type in)</w:t>
-            </w:r>
-          </w:p>
-        </w:tc>
-      </w:tr>
-      <w:tr>
-        <w:tc>
-          <w:tcPr>
-            <w:tcW w:type="dxa" w:w="680"/>
-          </w:tcPr>
-          <w:p>
-            <w:r>
-              <w:t>3</w:t>
-            </w:r>
-          </w:p>
-        </w:tc>
-        <w:tc>
-          <w:tcPr>
-            <w:tcW w:type="dxa" w:w="5556"/>
-          </w:tcPr>
-          <w:p>
-            <w:r>
-              <w:t>Hull Identification Number (HIN)</w:t>
-            </w:r>
-          </w:p>
-        </w:tc>
-        <w:tc>
-          <w:tcPr>
-            <w:tcW w:type="dxa" w:w="3402"/>
-          </w:tcPr>
-          <w:p>
-            <w:r>
-              <w:t>(type in)</w:t>
-            </w:r>
-          </w:p>
-        </w:tc>
-      </w:tr>
-      <w:tr>
-        <w:tc>
-          <w:tcPr>
-            <w:tcW w:type="dxa" w:w="680"/>
-          </w:tcPr>
-          <w:p>
-            <w:r>
-              <w:t>4</w:t>
-            </w:r>
-          </w:p>
-        </w:tc>
-        <w:tc>
-          <w:tcPr>
-            <w:tcW w:type="dxa" w:w="5556"/>
-          </w:tcPr>
-          <w:p>
-            <w:r>
-              <w:t>Motor Model</w:t>
-            </w:r>
-          </w:p>
-        </w:tc>
-        <w:tc>
-          <w:tcPr>
-            <w:tcW w:type="dxa" w:w="3402"/>
-          </w:tcPr>
-          <w:p>
-            <w:r>
-              <w:t>(type in)</w:t>
-            </w:r>
-          </w:p>
-        </w:tc>
-      </w:tr>
-      <w:tr>
-        <w:tc>
-          <w:tcPr>
-            <w:tcW w:type="dxa" w:w="680"/>
-          </w:tcPr>
-          <w:p>
-            <w:r>
-              <w:t>5</w:t>
-            </w:r>
-          </w:p>
-        </w:tc>
-        <w:tc>
-          <w:tcPr>
-            <w:tcW w:type="dxa" w:w="5556"/>
-          </w:tcPr>
-          <w:p>
-            <w:r>
-              <w:t>Motor Year Built</w:t>
-            </w:r>
-          </w:p>
-        </w:tc>
-        <w:tc>
-          <w:tcPr>
-            <w:tcW w:type="dxa" w:w="3402"/>
-          </w:tcPr>
-          <w:p>
-            <w:r>
-              <w:t>(type in, YYYY)</w:t>
-            </w:r>
-          </w:p>
-        </w:tc>
-      </w:tr>
-      <w:tr>
-        <w:tc>
-          <w:tcPr>
-            <w:tcW w:type="dxa" w:w="680"/>
-          </w:tcPr>
-          <w:p>
-            <w:r>
-              <w:t>6</w:t>
-            </w:r>
-          </w:p>
-        </w:tc>
-        <w:tc>
-          <w:tcPr>
-            <w:tcW w:type="dxa" w:w="5556"/>
-          </w:tcPr>
-          <w:p>
-            <w:r>
-              <w:t>Motor Horsepower</w:t>
-            </w:r>
-          </w:p>
-        </w:tc>
-        <w:tc>
-          <w:tcPr>
-            <w:tcW w:type="dxa" w:w="3402"/>
-          </w:tcPr>
-          <w:p>
-            <w:r>
-              <w:t>(type in)</w:t>
-            </w:r>
-          </w:p>
-        </w:tc>
-      </w:tr>
-      <w:tr>
-        <w:tc>
-          <w:tcPr>
-            <w:tcW w:type="dxa" w:w="680"/>
-          </w:tcPr>
-          <w:p>
-            <w:r>
-              <w:t>7</w:t>
-            </w:r>
-          </w:p>
-        </w:tc>
-        <w:tc>
-          <w:tcPr>
-            <w:tcW w:type="dxa" w:w="5556"/>
-          </w:tcPr>
-          <w:p>
-            <w:r>
-              <w:t>Motor Serial Number</w:t>
-            </w:r>
-          </w:p>
-        </w:tc>
-        <w:tc>
-          <w:tcPr>
-            <w:tcW w:type="dxa" w:w="3402"/>
-          </w:tcPr>
-          <w:p>
-            <w:r>
-              <w:t>(type in)</w:t>
-            </w:r>
-          </w:p>
-        </w:tc>
-      </w:tr>
-    </w:tbl>
-    <w:p/>
-    <w:p>
-      <w:pPr>
-        <w:pStyle w:val="Heading2"/>
-      </w:pPr>
-      <w:r>
-        <w:t>Trailers</w:t>
-      </w:r>
-    </w:p>
-    <w:tbl>
-      <w:tblPr>
-        <w:tblStyle w:val="TableGrid"/>
-        <w:tblW w:type="auto" w:w="0"/>
-        <w:tblLayout w:type="fixed"/>
-        <w:tblLook w:firstColumn="1" w:firstRow="1" w:lastColumn="0" w:lastRow="0" w:noHBand="0" w:noVBand="1" w:val="04A0"/>
-      </w:tblPr>
-      <w:tblGrid>
-        <w:gridCol w:w="680"/>
-        <w:gridCol w:w="5556"/>
-        <w:gridCol w:w="3402"/>
-      </w:tblGrid>
-      <w:tr>
-        <w:tc>
-          <w:tcPr>
-            <w:tcW w:type="dxa" w:w="680"/>
-          </w:tcPr>
-          <w:p>
-            <w:r/>
-            <w:r>
-              <w:rPr>
-                <w:b/>
-              </w:rPr>
-              <w:t>No.</w:t>
-            </w:r>
-          </w:p>
-        </w:tc>
-        <w:tc>
-          <w:tcPr>
-            <w:tcW w:type="dxa" w:w="5556"/>
-          </w:tcPr>
-          <w:p>
-            <w:r/>
-            <w:r>
-              <w:rPr>
-                <w:b/>
-              </w:rPr>
-              <w:t>Question</w:t>
-            </w:r>
-          </w:p>
-        </w:tc>
-        <w:tc>
-          <w:tcPr>
-            <w:tcW w:type="dxa" w:w="3402"/>
-          </w:tcPr>
-          <w:p>
-            <w:r/>
-            <w:r>
-              <w:rPr>
-                <w:b/>
-              </w:rPr>
-              <w:t>Answer</w:t>
-            </w:r>
-          </w:p>
-        </w:tc>
-      </w:tr>
-      <w:tr>
-        <w:tc>
-          <w:tcPr>
-            <w:tcW w:type="dxa" w:w="680"/>
-          </w:tcPr>
-          <w:p>
-            <w:r>
-              <w:t>1</w:t>
-            </w:r>
-          </w:p>
-        </w:tc>
-        <w:tc>
-          <w:tcPr>
-            <w:tcW w:type="dxa" w:w="5556"/>
-          </w:tcPr>
-          <w:p>
-            <w:r>
-              <w:t>Do you have any trailer(s) to insure with the PWC(s) / Jet Ski(s)?</w:t>
-            </w:r>
-          </w:p>
-        </w:tc>
-        <w:tc>
-          <w:tcPr>
-            <w:tcW w:type="dxa" w:w="3402"/>
-          </w:tcPr>
-          <w:p>
-            <w:r>
-              <w:t>No | Yes</w:t>
-              <w:br/>
-              <w:t>If Yes: complete Trailer Details below</w:t>
-            </w:r>
-          </w:p>
-        </w:tc>
-      </w:tr>
-    </w:tbl>
-    <w:p/>
-    <w:p>
-      <w:r>
-        <w:t>Trailer Details (only shown if Yes). One set of answers for each trailer. More trailers can be added.</w:t>
-      </w:r>
-    </w:p>
-    <w:tbl>
-      <w:tblPr>
-        <w:tblStyle w:val="TableGrid"/>
-        <w:tblW w:type="auto" w:w="0"/>
-        <w:tblLayout w:type="fixed"/>
-        <w:tblLook w:firstColumn="1" w:firstRow="1" w:lastColumn="0" w:lastRow="0" w:noHBand="0" w:noVBand="1" w:val="04A0"/>
-      </w:tblPr>
-      <w:tblGrid>
-        <w:gridCol w:w="5556"/>
-        <w:gridCol w:w="4082"/>
-      </w:tblGrid>
-      <w:tr>
-        <w:tc>
-          <w:tcPr>
-            <w:tcW w:type="dxa" w:w="5556"/>
-          </w:tcPr>
-          <w:p>
-            <w:r/>
-            <w:r>
-              <w:rPr>
-                <w:b/>
-              </w:rPr>
-              <w:t>Question</w:t>
-            </w:r>
-          </w:p>
-        </w:tc>
-        <w:tc>
-          <w:tcPr>
-            <w:tcW w:type="dxa" w:w="4082"/>
-          </w:tcPr>
-          <w:p>
-            <w:r/>
-            <w:r>
-              <w:rPr>
-                <w:b/>
-              </w:rPr>
-              <w:t>Answer</w:t>
-            </w:r>
-          </w:p>
-        </w:tc>
-      </w:tr>
-      <w:tr>
-        <w:tc>
-          <w:tcPr>
-            <w:tcW w:type="dxa" w:w="5556"/>
-          </w:tcPr>
-          <w:p>
-            <w:r>
-              <w:t>Trailer Make &amp; Model</w:t>
-            </w:r>
-          </w:p>
-        </w:tc>
-        <w:tc>
-          <w:tcPr>
-            <w:tcW w:type="dxa" w:w="4082"/>
-          </w:tcPr>
-          <w:p>
-            <w:r>
-              <w:t>(type in)</w:t>
-            </w:r>
-          </w:p>
-        </w:tc>
-      </w:tr>
-      <w:tr>
-        <w:tc>
-          <w:tcPr>
-            <w:tcW w:type="dxa" w:w="5556"/>
-          </w:tcPr>
-          <w:p>
-            <w:r>
-              <w:t>Trailer Year Built</w:t>
-            </w:r>
-          </w:p>
-        </w:tc>
-        <w:tc>
-          <w:tcPr>
-            <w:tcW w:type="dxa" w:w="4082"/>
-          </w:tcPr>
-          <w:p>
-            <w:r>
-              <w:t>(type in, YYYY)</w:t>
-            </w:r>
-          </w:p>
-        </w:tc>
-      </w:tr>
-      <w:tr>
-        <w:tc>
-          <w:tcPr>
-            <w:tcW w:type="dxa" w:w="5556"/>
-          </w:tcPr>
-          <w:p>
-            <w:r>
-              <w:t>Trailer Registration Number</w:t>
-            </w:r>
-          </w:p>
-        </w:tc>
-        <w:tc>
-          <w:tcPr>
-            <w:tcW w:type="dxa" w:w="4082"/>
-          </w:tcPr>
-          <w:p>
-            <w:r>
-              <w:t>(type in)</w:t>
-            </w:r>
-          </w:p>
-        </w:tc>
-      </w:tr>
-    </w:tbl>
-    <w:p/>
-    <w:p>
-      <w:pPr>
-        <w:pStyle w:val="Heading2"/>
-      </w:pPr>
-      <w:r>
-        <w:t>Attachments</w:t>
-      </w:r>
-    </w:p>
-    <w:tbl>
-      <w:tblPr>
-        <w:tblStyle w:val="TableGrid"/>
-        <w:tblW w:type="auto" w:w="0"/>
-        <w:tblLayout w:type="fixed"/>
-        <w:tblLook w:firstColumn="1" w:firstRow="1" w:lastColumn="0" w:lastRow="0" w:noHBand="0" w:noVBand="1" w:val="04A0"/>
-      </w:tblPr>
-      <w:tblGrid>
-        <w:gridCol w:w="680"/>
-        <w:gridCol w:w="5556"/>
-        <w:gridCol w:w="3402"/>
-      </w:tblGrid>
-      <w:tr>
-        <w:tc>
-          <w:tcPr>
-            <w:tcW w:type="dxa" w:w="680"/>
-          </w:tcPr>
-          <w:p>
-            <w:r/>
-            <w:r>
-              <w:rPr>
-                <w:b/>
-              </w:rPr>
-              <w:t>No.</w:t>
-            </w:r>
-          </w:p>
-        </w:tc>
-        <w:tc>
-          <w:tcPr>
-            <w:tcW w:type="dxa" w:w="5556"/>
-          </w:tcPr>
-          <w:p>
-            <w:r/>
-            <w:r>
-              <w:rPr>
-                <w:b/>
-              </w:rPr>
-              <w:t>Question</w:t>
-            </w:r>
-          </w:p>
-        </w:tc>
-        <w:tc>
-          <w:tcPr>
-            <w:tcW w:type="dxa" w:w="3402"/>
-          </w:tcPr>
-          <w:p>
-            <w:r/>
-            <w:r>
-              <w:rPr>
-                <w:b/>
-              </w:rPr>
-              <w:t>Answer</w:t>
-            </w:r>
-          </w:p>
-        </w:tc>
-      </w:tr>
-      <w:tr>
-        <w:tc>
-          <w:tcPr>
-            <w:tcW w:type="dxa" w:w="680"/>
-          </w:tcPr>
-          <w:p>
-            <w:r>
-              <w:t>1</w:t>
-            </w:r>
-          </w:p>
-        </w:tc>
-        <w:tc>
-          <w:tcPr>
-            <w:tcW w:type="dxa" w:w="5556"/>
-          </w:tcPr>
-          <w:p>
-            <w:r>
-              <w:t>Attachments: recent photographs of the PWC / Jet Ski(s), an out-of-water survey or other supporting documents.</w:t>
-            </w:r>
-          </w:p>
-        </w:tc>
-        <w:tc>
-          <w:tcPr>
-            <w:tcW w:type="dxa" w:w="3402"/>
-          </w:tcPr>
-          <w:p>
-            <w:r>
-              <w:t>File upload (one or more files)</w:t>
-            </w:r>
-          </w:p>
-        </w:tc>
-      </w:tr>
-    </w:tbl>
-    <w:p/>
-    <w:p>
-      <w:pPr>
-        <w:pStyle w:val="Heading1"/>
-      </w:pPr>
-      <w:r>
-        <w:t>Step 7: Payment</w:t>
-      </w:r>
-    </w:p>
-    <w:p>
-      <w:r>
-        <w:t>Please select how you would like to pay for your policy.</w:t>
-      </w:r>
-    </w:p>
-    <w:tbl>
-      <w:tblPr>
-        <w:tblStyle w:val="TableGrid"/>
-        <w:tblW w:type="auto" w:w="0"/>
-        <w:tblLayout w:type="fixed"/>
-        <w:tblLook w:firstColumn="1" w:firstRow="1" w:lastColumn="0" w:lastRow="0" w:noHBand="0" w:noVBand="1" w:val="04A0"/>
-      </w:tblPr>
-      <w:tblGrid>
-        <w:gridCol w:w="680"/>
-        <w:gridCol w:w="5556"/>
-        <w:gridCol w:w="3402"/>
-      </w:tblGrid>
-      <w:tr>
-        <w:tc>
-          <w:tcPr>
-            <w:tcW w:type="dxa" w:w="680"/>
-          </w:tcPr>
-          <w:p>
-            <w:r/>
-            <w:r>
-              <w:rPr>
-                <w:b/>
-              </w:rPr>
-              <w:t>No.</w:t>
-            </w:r>
-          </w:p>
-        </w:tc>
-        <w:tc>
-          <w:tcPr>
-            <w:tcW w:type="dxa" w:w="5556"/>
-          </w:tcPr>
-          <w:p>
-            <w:r/>
-            <w:r>
-              <w:rPr>
-                <w:b/>
-              </w:rPr>
-              <w:t>Question</w:t>
-            </w:r>
-          </w:p>
-        </w:tc>
-        <w:tc>
-          <w:tcPr>
-            <w:tcW w:type="dxa" w:w="3402"/>
-          </w:tcPr>
-          <w:p>
-            <w:r/>
-            <w:r>
-              <w:rPr>
-                <w:b/>
-              </w:rPr>
-              <w:t>Answer</w:t>
-            </w:r>
-          </w:p>
-        </w:tc>
-      </w:tr>
-      <w:tr>
-        <w:tc>
-          <w:tcPr>
-            <w:tcW w:type="dxa" w:w="680"/>
-          </w:tcPr>
-          <w:p>
-            <w:r>
-              <w:t>1</w:t>
-            </w:r>
-          </w:p>
-        </w:tc>
-        <w:tc>
-          <w:tcPr>
-            <w:tcW w:type="dxa" w:w="5556"/>
-          </w:tcPr>
-          <w:p>
-            <w:r>
-              <w:t>Payment option</w:t>
-            </w:r>
-          </w:p>
-        </w:tc>
-        <w:tc>
-          <w:tcPr>
-            <w:tcW w:type="dxa" w:w="3402"/>
-          </w:tcPr>
-          <w:p>
-            <w:r>
-              <w:t>Credit / Debit Card | Stripe | Afterpay (pay in 4 instalments)</w:t>
-            </w:r>
-          </w:p>
-        </w:tc>
-      </w:tr>
-    </w:tbl>
-    <w:p/>
-    <w:p>
-      <w:r>
-        <w:t>Card payment details: shown on the next screen.</w:t>
-      </w:r>
-    </w:p>
-    <w:tbl>
-      <w:tblPr>
-        <w:tblStyle w:val="TableGrid"/>
-        <w:tblW w:type="auto" w:w="0"/>
-        <w:tblLayout w:type="fixed"/>
-        <w:tblLook w:firstColumn="1" w:firstRow="1" w:lastColumn="0" w:lastRow="0" w:noHBand="0" w:noVBand="1" w:val="04A0"/>
-      </w:tblPr>
-      <w:tblGrid>
-        <w:gridCol w:w="3402"/>
-        <w:gridCol w:w="6236"/>
-      </w:tblGrid>
-      <w:tr>
-        <w:tc>
-          <w:tcPr>
-            <w:tcW w:type="dxa" w:w="3402"/>
-          </w:tcPr>
-          <w:p>
-            <w:r/>
-            <w:r>
-              <w:rPr>
-                <w:b/>
-              </w:rPr>
-              <w:t>Question</w:t>
-            </w:r>
-          </w:p>
-        </w:tc>
-        <w:tc>
-          <w:tcPr>
-            <w:tcW w:type="dxa" w:w="6236"/>
-          </w:tcPr>
-          <w:p>
-            <w:r/>
-            <w:r>
-              <w:rPr>
-                <w:b/>
-              </w:rPr>
-              <w:t>Answer</w:t>
-            </w:r>
-          </w:p>
-        </w:tc>
-      </w:tr>
-      <w:tr>
-        <w:tc>
-          <w:tcPr>
-            <w:tcW w:type="dxa" w:w="3402"/>
-          </w:tcPr>
-          <w:p>
-            <w:r>
-              <w:t>Card Type</w:t>
-            </w:r>
-          </w:p>
-        </w:tc>
-        <w:tc>
-          <w:tcPr>
-            <w:tcW w:type="dxa" w:w="6236"/>
-          </w:tcPr>
-          <w:p>
-            <w:r>
-              <w:t>Visa Debit | Visa Credit | MasterCard Debit | MasterCard Credit | MasterCard International | American Express</w:t>
-            </w:r>
-          </w:p>
-        </w:tc>
-      </w:tr>
-      <w:tr>
-        <w:tc>
-          <w:tcPr>
-            <w:tcW w:type="dxa" w:w="3402"/>
-          </w:tcPr>
-          <w:p>
-            <w:r>
-              <w:t>Cardholder Name</w:t>
-            </w:r>
-          </w:p>
-        </w:tc>
-        <w:tc>
-          <w:tcPr>
-            <w:tcW w:type="dxa" w:w="6236"/>
-          </w:tcPr>
-          <w:p>
-            <w:r>
-              <w:t>(type in)</w:t>
-            </w:r>
-          </w:p>
-        </w:tc>
-      </w:tr>
-      <w:tr>
-        <w:tc>
-          <w:tcPr>
-            <w:tcW w:type="dxa" w:w="3402"/>
-          </w:tcPr>
-          <w:p>
-            <w:r>
-              <w:t>Card Number</w:t>
-            </w:r>
-          </w:p>
-        </w:tc>
-        <w:tc>
-          <w:tcPr>
-            <w:tcW w:type="dxa" w:w="6236"/>
-          </w:tcPr>
-          <w:p>
-            <w:r>
-              <w:t>(type in)</w:t>
-            </w:r>
-          </w:p>
-        </w:tc>
-      </w:tr>
-      <w:tr>
-        <w:tc>
-          <w:tcPr>
-            <w:tcW w:type="dxa" w:w="3402"/>
-          </w:tcPr>
-          <w:p>
-            <w:r>
-              <w:t>Expiry Month</w:t>
-            </w:r>
-          </w:p>
-        </w:tc>
-        <w:tc>
-          <w:tcPr>
-            <w:tcW w:type="dxa" w:w="6236"/>
-          </w:tcPr>
-          <w:p>
-            <w:r>
-              <w:t>01 to 12</w:t>
-            </w:r>
-          </w:p>
-        </w:tc>
-      </w:tr>
-      <w:tr>
-        <w:tc>
-          <w:tcPr>
-            <w:tcW w:type="dxa" w:w="3402"/>
-          </w:tcPr>
-          <w:p>
-            <w:r>
-              <w:t>Expiry Year</w:t>
-            </w:r>
-          </w:p>
-        </w:tc>
-        <w:tc>
-          <w:tcPr>
-            <w:tcW w:type="dxa" w:w="6236"/>
-          </w:tcPr>
-          <w:p>
-            <w:r>
-              <w:t>2026 to 2036</w:t>
-            </w:r>
-          </w:p>
-        </w:tc>
-      </w:tr>
-      <w:tr>
-        <w:tc>
-          <w:tcPr>
-            <w:tcW w:type="dxa" w:w="3402"/>
-          </w:tcPr>
-          <w:p>
-            <w:r>
-              <w:t>CCV</w:t>
-            </w:r>
-          </w:p>
-        </w:tc>
-        <w:tc>
-          <w:tcPr>
-            <w:tcW w:type="dxa" w:w="6236"/>
-          </w:tcPr>
-          <w:p>
-            <w:r>
-              <w:t>(type in)</w:t>
-            </w:r>
-          </w:p>
-        </w:tc>
-      </w:tr>
-    </w:tbl>
-    <w:p/>
-    <w:p>
-      <w:r>
-        <w:rPr>
-          <w:i/>
-        </w:rPr>
-        <w:t>Card details are listed so the document is complete. They should not be reproduced in the final customer confirmation document.</w:t>
-      </w:r>
-    </w:p>
     <w:sectPr>
       <w:pgSz w:w="12240" w:h="15840"/>
       <w:pgMar w:top="1134" w:right="1134" w:bottom="1134" w:left="1134" w:header="720" w:footer="720" w:gutter="0"/>
